--- a/fra/docx/002.content.docx
+++ b/fra/docx/002.content.docx
@@ -19,7 +19,7 @@
         <w:rPr>
           <w:lang w:val="fr_FR" w:bidi="fr_FR"/>
         </w:rPr>
-        <w:t>Resource: Dictionnaire biblique (Tyndale)</w:t>
+        <w:t>Resource: Tyndale Open Bible Dictionary</w:t>
       </w:r>
       <w:r>
         <w:rPr>
@@ -112,7 +112,7 @@
         <w:rPr>
           <w:lang w:val="fr_FR" w:bidi="fr_FR"/>
         </w:rPr>
-        <w:t>Dictionnaire biblique (Tyndale)</w:t>
+        <w:t>Tyndale Open Bible Dictionary</w:t>
       </w:r>
     </w:p>
     <w:p>
@@ -45316,21 +45316,21 @@
         <w:rPr>
           <w:lang w:val="fr_FR" w:bidi="fr_FR"/>
         </w:rPr>
-        <w:t>La Bithynie était occupée par une tribu thrace qui y avait établi un royaume prospère au 3e siècle av. J.‑C. En 75 av. J.‑C., lorsque Nicomède III, le dernier roi de Bithynie, lègue son royaume au peuple romain, celui-ci deviendra partie de l'Empire romain. À des fins administratives, elle était généralement associée à la province du Pont vers l'orient.</w:t>
-      </w:r>
-    </w:p>
-    <w:p>
-      <w:pPr/>
-      <w:r>
-        <w:rPr>
-          <w:lang w:val="fr_FR" w:bidi="fr_FR"/>
-        </w:rPr>
-      </w:r>
-      <w:r>
-        <w:rPr>
-          <w:lang w:val="fr_FR" w:bidi="fr_FR"/>
-        </w:rPr>
-        <w:t>Après l'époque du Nouveau Testament, la Bithynie a joué un rôle significatif dans l'histoire de l'Église. Au début du 2e siècle, son gouverneur romain, Pline le Jeune, obtiendra de l'empereur Trajan la première politique impériale déclarée sur la persécution des chrétiens. Plus tard, les conciles de l'Église de Nicée (325 ap. J.‑C.) et de Chalcédoine (451) se tiendront dans deux des villes occidentales de Bithynie. Le Concile de Nicée affirmera la pleine divinité de Christ ; le Concile de Chalcédoine fera des déclarations sur la nature de la personne de Christ et la canonicité des vingt-sept livres du Nouveau Testament.</w:t>
+        <w:t>La Bithynie était occupée par une tribu thrace qui y avait établi un royaume prospère au 3e siècle av. J.‑C. En 75 av. J.‑C., Nicomède IV Philopator, le dernier roi de Bithynie, lègue son royaume au peuple romain. Son royaume fera désormais partie de l'Empire romain. À des fins administratives, la Bithynie était généralement associée à la province du Pont vers l'orient.</w:t>
+      </w:r>
+    </w:p>
+    <w:p>
+      <w:pPr/>
+      <w:r>
+        <w:rPr>
+          <w:lang w:val="fr_FR" w:bidi="fr_FR"/>
+        </w:rPr>
+      </w:r>
+      <w:r>
+        <w:rPr>
+          <w:lang w:val="fr_FR" w:bidi="fr_FR"/>
+        </w:rPr>
+        <w:t>Après l'époque du Nouveau Testament, la Bithynie a joué un rôle significatif dans l'histoire de l'Église. Au début du 2e siècle, son gouverneur romain, Pline le Jeune, obtiendra de l'empereur Trajan la première politique impériale déclarée sur la persécution des chrétiens. Plus tard, les conciles de l'Église de Nicée (325 ap. J.‑C.) et de Chalcédoine (451) se tiendront dans deux des villes occidentales de Bithynie. Le Concile de Nicée affirmera la pleine divinité de Christ ; le Concile de Chalcédoine fera des déclarations sur la nature de la personne de Christ, expliquant sa pleine divinité et sa pleine humanité.</w:t>
       </w:r>
     </w:p>
     <w:p>

--- a/fra/docx/002.content.docx
+++ b/fra/docx/002.content.docx
@@ -19,7 +19,7 @@
         <w:rPr>
           <w:lang w:val="fr_FR" w:bidi="fr_FR"/>
         </w:rPr>
-        <w:t>Resource: Tyndale Open Bible Dictionary</w:t>
+        <w:t>Resource: Aquifer Open Bible Dictionary</w:t>
       </w:r>
       <w:r>
         <w:rPr>
@@ -112,7 +112,7 @@
         <w:rPr>
           <w:lang w:val="fr_FR" w:bidi="fr_FR"/>
         </w:rPr>
-        <w:t>Tyndale Open Bible Dictionary</w:t>
+        <w:t>Aquifer Open Bible Dictionary</w:t>
       </w:r>
     </w:p>
     <w:p>

--- a/fra/docx/002.content.docx
+++ b/fra/docx/002.content.docx
@@ -14386,6 +14386,137 @@
         <w:rPr>
           <w:lang w:val="fr_FR" w:bidi="fr_FR"/>
         </w:rPr>
+        <w:t>Barthélémy (Apocalypse de)</w:t>
+      </w:r>
+      <w:r>
+        <w:rPr>
+          <w:lang w:val="fr_FR" w:bidi="fr_FR"/>
+        </w:rPr>
+      </w:r>
+    </w:p>
+    <w:p>
+      <w:pPr/>
+      <w:r>
+        <w:rPr>
+          <w:lang w:val="fr_FR" w:bidi="fr_FR"/>
+        </w:rPr>
+      </w:r>
+      <w:r>
+        <w:rPr>
+          <w:lang w:val="fr_FR" w:bidi="fr_FR"/>
+        </w:rPr>
+        <w:t>Ce titre provient de fragments de manuscrits en copte dont le contenu ressemble à l’</w:t>
+      </w:r>
+      <w:r>
+        <w:rPr>
+          <w:i/>
+          <w:lang w:val="fr_FR" w:bidi="fr_FR"/>
+        </w:rPr>
+        <w:t>Évangile de Barthélémy</w:t>
+      </w:r>
+      <w:r>
+        <w:rPr>
+          <w:lang w:val="fr_FR" w:bidi="fr_FR"/>
+        </w:rPr>
+        <w:t>. Quelques érudits ont avancé que deux œuvres sont représentées dans ces fragments : un évangile et une apocalypse. La grande majorité des spécialistes ont mis de côté cette hypothèse, mais on trouve encore parfois des allusions à la correspondance de ces fragments à l'</w:t>
+      </w:r>
+      <w:r>
+        <w:rPr>
+          <w:i/>
+          <w:lang w:val="fr_FR" w:bidi="fr_FR"/>
+        </w:rPr>
+        <w:t>Apocalypse de Barthélémy</w:t>
+      </w:r>
+      <w:r>
+        <w:rPr>
+          <w:lang w:val="fr_FR" w:bidi="fr_FR"/>
+        </w:rPr>
+        <w:t>.</w:t>
+      </w:r>
+    </w:p>
+    <w:p>
+      <w:pPr/>
+      <w:r>
+        <w:rPr>
+          <w:lang w:val="fr_FR" w:bidi="fr_FR"/>
+        </w:rPr>
+      </w:r>
+      <w:r>
+        <w:rPr>
+          <w:i/>
+          <w:lang w:val="fr_FR" w:bidi="fr_FR"/>
+        </w:rPr>
+        <w:t>Voir aussi</w:t>
+      </w:r>
+      <w:r>
+        <w:rPr>
+          <w:lang w:val="fr_FR" w:bidi="fr_FR"/>
+        </w:rPr>
+        <w:t xml:space="preserve"> : </w:t>
+      </w:r>
+      <w:r>
+        <w:rPr>
+          <w:lang w:val="fr_FR" w:bidi="fr_FR"/>
+        </w:rPr>
+        <w:t>Écrits apocryphes</w:t>
+      </w:r>
+      <w:r>
+        <w:rPr>
+          <w:lang w:val="fr_FR" w:bidi="fr_FR"/>
+        </w:rPr>
+        <w:t xml:space="preserve"> ; </w:t>
+      </w:r>
+      <w:r>
+        <w:rPr>
+          <w:lang w:val="fr_FR" w:bidi="fr_FR"/>
+        </w:rPr>
+        <w:t>Barthélemy (apôtre</w:t>
+      </w:r>
+      <w:r>
+        <w:rPr>
+          <w:lang w:val="fr_FR" w:bidi="fr_FR"/>
+        </w:rPr>
+        <w:t xml:space="preserve"> ); </w:t>
+      </w:r>
+      <w:r>
+        <w:rPr>
+          <w:lang w:val="fr_FR" w:bidi="fr_FR"/>
+        </w:rPr>
+        <w:t>Évangile de Barthélemy</w:t>
+      </w:r>
+      <w:r>
+        <w:rPr>
+          <w:lang w:val="fr_FR" w:bidi="fr_FR"/>
+        </w:rPr>
+        <w:t>.</w:t>
+      </w:r>
+      <w:r>
+        <w:rPr>
+          <w:lang w:val="fr_FR" w:bidi="fr_FR"/>
+        </w:rPr>
+      </w:r>
+      <w:r>
+        <w:rPr>
+          <w:lang w:val="fr_FR" w:bidi="fr_FR"/>
+        </w:rPr>
+      </w:r>
+    </w:p>
+    <w:p>
+      <w:pPr/>
+      <w:r>
+        <w:rPr>
+          <w:lang w:val="fr_FR" w:bidi="fr_FR"/>
+        </w:rPr>
+      </w:r>
+    </w:p>
+    <w:p>
+      <w:pPr>
+        <w:pStyle w:val="Heading2"/>
+      </w:pPr>
+      <w:r>
+        <w:rPr>
+          <w:lang w:val="fr_FR" w:bidi="fr_FR"/>
+        </w:rPr>
         <w:t>Barthélemy (apôtre)</w:t>
       </w:r>
       <w:r>
@@ -41062,7 +41193,7 @@
         <w:rPr>
           <w:lang w:val="fr_FR" w:bidi="fr_FR"/>
         </w:rPr>
-        <w:t xml:space="preserve">En parallèle à l'arrangement du canon de la Bible hébraïque, certains ont tenté de diviser l'AT en 21 livres, plutôt qu'en 24. Le livre de Ruth était alors combiné avec Juges et le livre des Lamentations avec Jérémie. Flavius Josèphe est le premier à mentionner cette division, au premier siècle </w:t>
+        <w:t xml:space="preserve">En parallèle à l'arrangement du canon de la Bible hébraïque, certains ont tenté de diviser l'AT en 22 livres, plutôt qu'en 24. Le livre de Ruth était alors combiné avec Juges et le livre des Lamentations avec Jérémie. Flavius Josèphe est le premier à mentionner cette division, au premier siècle </w:t>
       </w:r>
       <w:r>
         <w:rPr>

--- a/fra/docx/002.content.docx
+++ b/fra/docx/002.content.docx
@@ -704,6 +704,99 @@
         <w:rPr>
           <w:lang w:val="fr_FR" w:bidi="fr_FR"/>
         </w:rPr>
+        <w:t>Baala</w:t>
+      </w:r>
+      <w:r>
+        <w:rPr>
+          <w:lang w:val="fr_FR" w:bidi="fr_FR"/>
+        </w:rPr>
+      </w:r>
+    </w:p>
+    <w:p>
+      <w:pPr/>
+      <w:r>
+        <w:rPr>
+          <w:lang w:val="fr_FR" w:bidi="fr_FR"/>
+        </w:rPr>
+      </w:r>
+      <w:r>
+        <w:rPr>
+          <w:lang w:val="fr_FR" w:bidi="fr_FR"/>
+        </w:rPr>
+        <w:t>Ville du sud de Canaan (</w:t>
+      </w:r>
+      <w:r>
+        <w:rPr>
+          <w:lang w:val="fr_FR" w:bidi="fr_FR"/>
+        </w:rPr>
+        <w:t>Jos 15.29</w:t>
+      </w:r>
+      <w:r>
+        <w:rPr>
+          <w:lang w:val="fr_FR" w:bidi="fr_FR"/>
+        </w:rPr>
+        <w:t>), probablement identique à Bala.</w:t>
+      </w:r>
+    </w:p>
+    <w:p>
+      <w:pPr/>
+      <w:r>
+        <w:rPr>
+          <w:lang w:val="fr_FR" w:bidi="fr_FR"/>
+        </w:rPr>
+      </w:r>
+      <w:r>
+        <w:rPr>
+          <w:i/>
+          <w:lang w:val="fr_FR" w:bidi="fr_FR"/>
+        </w:rPr>
+        <w:t>Voir</w:t>
+      </w:r>
+      <w:r>
+        <w:rPr>
+          <w:lang w:val="fr_FR" w:bidi="fr_FR"/>
+        </w:rPr>
+        <w:t xml:space="preserve"> </w:t>
+      </w:r>
+      <w:r>
+        <w:rPr>
+          <w:lang w:val="fr_FR" w:bidi="fr_FR"/>
+        </w:rPr>
+        <w:t>Bala</w:t>
+      </w:r>
+      <w:r>
+        <w:rPr>
+          <w:lang w:val="fr_FR" w:bidi="fr_FR"/>
+        </w:rPr>
+        <w:t>.</w:t>
+      </w:r>
+      <w:r>
+        <w:rPr>
+          <w:lang w:val="fr_FR" w:bidi="fr_FR"/>
+        </w:rPr>
+      </w:r>
+      <w:r>
+        <w:rPr>
+          <w:lang w:val="fr_FR" w:bidi="fr_FR"/>
+        </w:rPr>
+      </w:r>
+    </w:p>
+    <w:p>
+      <w:pPr/>
+      <w:r>
+        <w:rPr>
+          <w:lang w:val="fr_FR" w:bidi="fr_FR"/>
+        </w:rPr>
+      </w:r>
+    </w:p>
+    <w:p>
+      <w:pPr>
+        <w:pStyle w:val="Heading2"/>
+      </w:pPr>
+      <w:r>
+        <w:rPr>
+          <w:lang w:val="fr_FR" w:bidi="fr_FR"/>
+        </w:rPr>
         <w:t>Baalath</w:t>
       </w:r>
       <w:r>
@@ -2365,6 +2458,87 @@
         <w:rPr>
           <w:lang w:val="fr_FR" w:bidi="fr_FR"/>
         </w:rPr>
+        <w:t>Baalsamos</w:t>
+      </w:r>
+      <w:r>
+        <w:rPr>
+          <w:lang w:val="fr_FR" w:bidi="fr_FR"/>
+        </w:rPr>
+      </w:r>
+    </w:p>
+    <w:p>
+      <w:pPr/>
+      <w:r>
+        <w:rPr>
+          <w:lang w:val="fr_FR" w:bidi="fr_FR"/>
+        </w:rPr>
+      </w:r>
+      <w:r>
+        <w:rPr>
+          <w:lang w:val="fr_FR" w:bidi="fr_FR"/>
+        </w:rPr>
+        <w:t>Assistant lévite qui expliquait au peuple les passages de la Loi lus par Esdras (1 Esdras 9.43). Dans le passage correspondant de Néhémie, son nom est Maaséja.</w:t>
+      </w:r>
+    </w:p>
+    <w:p>
+      <w:pPr/>
+      <w:r>
+        <w:rPr>
+          <w:lang w:val="fr_FR" w:bidi="fr_FR"/>
+        </w:rPr>
+      </w:r>
+      <w:r>
+        <w:rPr>
+          <w:i/>
+          <w:lang w:val="fr_FR" w:bidi="fr_FR"/>
+        </w:rPr>
+        <w:t>Voir</w:t>
+      </w:r>
+      <w:r>
+        <w:rPr>
+          <w:lang w:val="fr_FR" w:bidi="fr_FR"/>
+        </w:rPr>
+        <w:t xml:space="preserve"> </w:t>
+      </w:r>
+      <w:r>
+        <w:rPr>
+          <w:lang w:val="fr_FR" w:bidi="fr_FR"/>
+        </w:rPr>
+        <w:t>Maaséja nº 11</w:t>
+      </w:r>
+      <w:r>
+        <w:rPr>
+          <w:lang w:val="fr_FR" w:bidi="fr_FR"/>
+        </w:rPr>
+        <w:t>.</w:t>
+      </w:r>
+      <w:r>
+        <w:rPr>
+          <w:lang w:val="fr_FR" w:bidi="fr_FR"/>
+        </w:rPr>
+      </w:r>
+      <w:r>
+        <w:rPr>
+          <w:lang w:val="fr_FR" w:bidi="fr_FR"/>
+        </w:rPr>
+      </w:r>
+    </w:p>
+    <w:p>
+      <w:pPr/>
+      <w:r>
+        <w:rPr>
+          <w:lang w:val="fr_FR" w:bidi="fr_FR"/>
+        </w:rPr>
+      </w:r>
+    </w:p>
+    <w:p>
+      <w:pPr>
+        <w:pStyle w:val="Heading2"/>
+      </w:pPr>
+      <w:r>
+        <w:rPr>
+          <w:lang w:val="fr_FR" w:bidi="fr_FR"/>
+        </w:rPr>
         <w:t>Baal-Schalischa</w:t>
       </w:r>
       <w:r>
@@ -4972,6 +5146,102 @@
         <w:rPr>
           <w:lang w:val="fr_FR" w:bidi="fr_FR"/>
         </w:rPr>
+        <w:t>Bagoas</w:t>
+      </w:r>
+      <w:r>
+        <w:rPr>
+          <w:lang w:val="fr_FR" w:bidi="fr_FR"/>
+        </w:rPr>
+      </w:r>
+    </w:p>
+    <w:p>
+      <w:pPr/>
+      <w:r>
+        <w:rPr>
+          <w:lang w:val="fr_FR" w:bidi="fr_FR"/>
+        </w:rPr>
+      </w:r>
+      <w:r>
+        <w:rPr>
+          <w:lang w:val="fr_FR" w:bidi="fr_FR"/>
+        </w:rPr>
+        <w:t>Eunuque au service d’Holopherne, le général de Nebucadnetsar (Jdt 12.11). Bagoas est celui qui découvre le corps du général après que Judith l'a décapité dans sa tente (Jdt 14.14–18). « Bagoas » est peut-être un titre persan plutôt qu'un nom.</w:t>
+      </w:r>
+      <w:r>
+        <w:rPr>
+          <w:lang w:val="fr_FR" w:bidi="fr_FR"/>
+        </w:rPr>
+      </w:r>
+      <w:r>
+        <w:rPr>
+          <w:lang w:val="fr_FR" w:bidi="fr_FR"/>
+        </w:rPr>
+      </w:r>
+    </w:p>
+    <w:p>
+      <w:pPr/>
+      <w:r>
+        <w:rPr>
+          <w:lang w:val="fr_FR" w:bidi="fr_FR"/>
+        </w:rPr>
+      </w:r>
+    </w:p>
+    <w:p>
+      <w:pPr>
+        <w:pStyle w:val="Heading2"/>
+      </w:pPr>
+      <w:r>
+        <w:rPr>
+          <w:lang w:val="fr_FR" w:bidi="fr_FR"/>
+        </w:rPr>
+        <w:t>Baïan (fils de)</w:t>
+      </w:r>
+      <w:r>
+        <w:rPr>
+          <w:lang w:val="fr_FR" w:bidi="fr_FR"/>
+        </w:rPr>
+      </w:r>
+    </w:p>
+    <w:p>
+      <w:pPr/>
+      <w:r>
+        <w:rPr>
+          <w:lang w:val="fr_FR" w:bidi="fr_FR"/>
+        </w:rPr>
+      </w:r>
+      <w:r>
+        <w:rPr>
+          <w:lang w:val="fr_FR" w:bidi="fr_FR"/>
+        </w:rPr>
+        <w:t>Tribu que Judas Maccabée détruit parce qu’elle tend régulièrement des embuscades aux voyageurs juifs (1 M 5.4–5). Rien d’autre n’est connu au sujet de cette tribu. Elle se trouve probablement à l’est du Jourdain.</w:t>
+      </w:r>
+      <w:r>
+        <w:rPr>
+          <w:lang w:val="fr_FR" w:bidi="fr_FR"/>
+        </w:rPr>
+      </w:r>
+      <w:r>
+        <w:rPr>
+          <w:lang w:val="fr_FR" w:bidi="fr_FR"/>
+        </w:rPr>
+      </w:r>
+    </w:p>
+    <w:p>
+      <w:pPr/>
+      <w:r>
+        <w:rPr>
+          <w:lang w:val="fr_FR" w:bidi="fr_FR"/>
+        </w:rPr>
+      </w:r>
+    </w:p>
+    <w:p>
+      <w:pPr>
+        <w:pStyle w:val="Heading2"/>
+      </w:pPr>
+      <w:r>
+        <w:rPr>
+          <w:lang w:val="fr_FR" w:bidi="fr_FR"/>
+        </w:rPr>
         <w:t>baie</w:t>
       </w:r>
       <w:r>
@@ -6379,6 +6649,54 @@
         <w:rPr>
           <w:lang w:val="fr_FR" w:bidi="fr_FR"/>
         </w:rPr>
+        <w:t>Bakénor</w:t>
+      </w:r>
+      <w:r>
+        <w:rPr>
+          <w:lang w:val="fr_FR" w:bidi="fr_FR"/>
+        </w:rPr>
+      </w:r>
+    </w:p>
+    <w:p>
+      <w:pPr/>
+      <w:r>
+        <w:rPr>
+          <w:lang w:val="fr_FR" w:bidi="fr_FR"/>
+        </w:rPr>
+      </w:r>
+      <w:r>
+        <w:rPr>
+          <w:lang w:val="fr_FR" w:bidi="fr_FR"/>
+        </w:rPr>
+        <w:t>Officier de Judas Maccabée selon 2 Maccabées 12.35. Le nom pourrait être une forme corrompue de « Toubien ». Comparer la Traduction œcuménique et la Traduction officielle liturgique : « Dosithée, du corps des Toubiens, vaillant cavalier » ; « Dosithée, parmi les soldats de Bakénor, cavalier et homme robuste ». Voir aussi 2 Maccabées 12.17.</w:t>
+      </w:r>
+      <w:r>
+        <w:rPr>
+          <w:lang w:val="fr_FR" w:bidi="fr_FR"/>
+        </w:rPr>
+      </w:r>
+      <w:r>
+        <w:rPr>
+          <w:lang w:val="fr_FR" w:bidi="fr_FR"/>
+        </w:rPr>
+      </w:r>
+    </w:p>
+    <w:p>
+      <w:pPr/>
+      <w:r>
+        <w:rPr>
+          <w:lang w:val="fr_FR" w:bidi="fr_FR"/>
+        </w:rPr>
+      </w:r>
+    </w:p>
+    <w:p>
+      <w:pPr>
+        <w:pStyle w:val="Heading2"/>
+      </w:pPr>
+      <w:r>
+        <w:rPr>
+          <w:lang w:val="fr_FR" w:bidi="fr_FR"/>
+        </w:rPr>
         <w:t>Bakkhidès</w:t>
       </w:r>
       <w:r>
@@ -7330,6 +7648,54 @@
         <w:rPr>
           <w:lang w:val="fr_FR" w:bidi="fr_FR"/>
         </w:rPr>
+        <w:t>Balamon</w:t>
+      </w:r>
+      <w:r>
+        <w:rPr>
+          <w:lang w:val="fr_FR" w:bidi="fr_FR"/>
+        </w:rPr>
+      </w:r>
+    </w:p>
+    <w:p>
+      <w:pPr/>
+      <w:r>
+        <w:rPr>
+          <w:lang w:val="fr_FR" w:bidi="fr_FR"/>
+        </w:rPr>
+      </w:r>
+      <w:r>
+        <w:rPr>
+          <w:lang w:val="fr_FR" w:bidi="fr_FR"/>
+        </w:rPr>
+        <w:t>Ville proche de l’endroit où Manassé, mari de Judith, est enterré (Jdt 8.3).</w:t>
+      </w:r>
+      <w:r>
+        <w:rPr>
+          <w:lang w:val="fr_FR" w:bidi="fr_FR"/>
+        </w:rPr>
+      </w:r>
+      <w:r>
+        <w:rPr>
+          <w:lang w:val="fr_FR" w:bidi="fr_FR"/>
+        </w:rPr>
+      </w:r>
+    </w:p>
+    <w:p>
+      <w:pPr/>
+      <w:r>
+        <w:rPr>
+          <w:lang w:val="fr_FR" w:bidi="fr_FR"/>
+        </w:rPr>
+      </w:r>
+    </w:p>
+    <w:p>
+      <w:pPr>
+        <w:pStyle w:val="Heading2"/>
+      </w:pPr>
+      <w:r>
+        <w:rPr>
+          <w:lang w:val="fr_FR" w:bidi="fr_FR"/>
+        </w:rPr>
         <w:t>balance</w:t>
       </w:r>
       <w:r>
@@ -7774,6 +8140,99 @@
         <w:rPr>
           <w:lang w:val="fr_FR" w:bidi="fr_FR"/>
         </w:rPr>
+        <w:t>Balaq</w:t>
+      </w:r>
+      <w:r>
+        <w:rPr>
+          <w:lang w:val="fr_FR" w:bidi="fr_FR"/>
+        </w:rPr>
+      </w:r>
+    </w:p>
+    <w:p>
+      <w:pPr/>
+      <w:r>
+        <w:rPr>
+          <w:lang w:val="fr_FR" w:bidi="fr_FR"/>
+        </w:rPr>
+      </w:r>
+      <w:r>
+        <w:rPr>
+          <w:lang w:val="fr_FR" w:bidi="fr_FR"/>
+        </w:rPr>
+        <w:t>Autre orthographe de « Balak ». Balak était roi de Moab à l’époque de Moïse (</w:t>
+      </w:r>
+      <w:r>
+        <w:rPr>
+          <w:lang w:val="fr_FR" w:bidi="fr_FR"/>
+        </w:rPr>
+        <w:t>Ap 2.14</w:t>
+      </w:r>
+      <w:r>
+        <w:rPr>
+          <w:lang w:val="fr_FR" w:bidi="fr_FR"/>
+        </w:rPr>
+        <w:t>).</w:t>
+      </w:r>
+    </w:p>
+    <w:p>
+      <w:pPr/>
+      <w:r>
+        <w:rPr>
+          <w:lang w:val="fr_FR" w:bidi="fr_FR"/>
+        </w:rPr>
+      </w:r>
+      <w:r>
+        <w:rPr>
+          <w:i/>
+          <w:lang w:val="fr_FR" w:bidi="fr_FR"/>
+        </w:rPr>
+        <w:t>Voir</w:t>
+      </w:r>
+      <w:r>
+        <w:rPr>
+          <w:lang w:val="fr_FR" w:bidi="fr_FR"/>
+        </w:rPr>
+        <w:t xml:space="preserve"> </w:t>
+      </w:r>
+      <w:r>
+        <w:rPr>
+          <w:lang w:val="fr_FR" w:bidi="fr_FR"/>
+        </w:rPr>
+        <w:t>Balak</w:t>
+      </w:r>
+      <w:r>
+        <w:rPr>
+          <w:lang w:val="fr_FR" w:bidi="fr_FR"/>
+        </w:rPr>
+        <w:t>.</w:t>
+      </w:r>
+      <w:r>
+        <w:rPr>
+          <w:lang w:val="fr_FR" w:bidi="fr_FR"/>
+        </w:rPr>
+      </w:r>
+      <w:r>
+        <w:rPr>
+          <w:lang w:val="fr_FR" w:bidi="fr_FR"/>
+        </w:rPr>
+      </w:r>
+    </w:p>
+    <w:p>
+      <w:pPr/>
+      <w:r>
+        <w:rPr>
+          <w:lang w:val="fr_FR" w:bidi="fr_FR"/>
+        </w:rPr>
+      </w:r>
+    </w:p>
+    <w:p>
+      <w:pPr>
+        <w:pStyle w:val="Heading2"/>
+      </w:pPr>
+      <w:r>
+        <w:rPr>
+          <w:lang w:val="fr_FR" w:bidi="fr_FR"/>
+        </w:rPr>
         <w:t>Balbuzard</w:t>
       </w:r>
       <w:r>
@@ -8012,6 +8471,99 @@
           <w:lang w:val="fr_FR" w:bidi="fr_FR"/>
         </w:rPr>
         <w:t>. C'est une sorte de virevoltant de la famille des chardons (traduit « balles de chardons » dans la Nouvelle Bible Segond). Il s'agit d'une herbe épineuse dont le suc est laiteux. Elle roule sur le sol et s'accumule en d'énormes tas dans les endroits creux.</w:t>
+      </w:r>
+      <w:r>
+        <w:rPr>
+          <w:lang w:val="fr_FR" w:bidi="fr_FR"/>
+        </w:rPr>
+      </w:r>
+      <w:r>
+        <w:rPr>
+          <w:lang w:val="fr_FR" w:bidi="fr_FR"/>
+        </w:rPr>
+      </w:r>
+    </w:p>
+    <w:p>
+      <w:pPr/>
+      <w:r>
+        <w:rPr>
+          <w:lang w:val="fr_FR" w:bidi="fr_FR"/>
+        </w:rPr>
+      </w:r>
+    </w:p>
+    <w:p>
+      <w:pPr>
+        <w:pStyle w:val="Heading2"/>
+      </w:pPr>
+      <w:r>
+        <w:rPr>
+          <w:lang w:val="fr_FR" w:bidi="fr_FR"/>
+        </w:rPr>
+        <w:t>Balthazar</w:t>
+      </w:r>
+      <w:r>
+        <w:rPr>
+          <w:lang w:val="fr_FR" w:bidi="fr_FR"/>
+        </w:rPr>
+      </w:r>
+    </w:p>
+    <w:p>
+      <w:pPr/>
+      <w:r>
+        <w:rPr>
+          <w:lang w:val="fr_FR" w:bidi="fr_FR"/>
+        </w:rPr>
+      </w:r>
+      <w:r>
+        <w:rPr>
+          <w:lang w:val="fr_FR" w:bidi="fr_FR"/>
+        </w:rPr>
+        <w:t xml:space="preserve">Nom traditionnel de l’un des mages qui apportent un présent à Jésus dans </w:t>
+      </w:r>
+      <w:r>
+        <w:rPr>
+          <w:lang w:val="fr_FR" w:bidi="fr_FR"/>
+        </w:rPr>
+        <w:t>Matthieu 2.1–2</w:t>
+      </w:r>
+      <w:r>
+        <w:rPr>
+          <w:lang w:val="fr_FR" w:bidi="fr_FR"/>
+        </w:rPr>
+        <w:t xml:space="preserve">. </w:t>
+      </w:r>
+    </w:p>
+    <w:p>
+      <w:pPr/>
+      <w:r>
+        <w:rPr>
+          <w:lang w:val="fr_FR" w:bidi="fr_FR"/>
+        </w:rPr>
+      </w:r>
+      <w:r>
+        <w:rPr>
+          <w:i/>
+          <w:lang w:val="fr_FR" w:bidi="fr_FR"/>
+        </w:rPr>
+        <w:t>Voir</w:t>
+      </w:r>
+      <w:r>
+        <w:rPr>
+          <w:lang w:val="fr_FR" w:bidi="fr_FR"/>
+        </w:rPr>
+        <w:t xml:space="preserve"> </w:t>
+      </w:r>
+      <w:r>
+        <w:rPr>
+          <w:lang w:val="fr_FR" w:bidi="fr_FR"/>
+        </w:rPr>
+        <w:t>mages</w:t>
+      </w:r>
+      <w:r>
+        <w:rPr>
+          <w:lang w:val="fr_FR" w:bidi="fr_FR"/>
+        </w:rPr>
+        <w:t>.</w:t>
       </w:r>
       <w:r>
         <w:rPr>
@@ -11094,6 +11646,87 @@
         <w:rPr>
           <w:lang w:val="fr_FR" w:bidi="fr_FR"/>
         </w:rPr>
+        <w:t>bar</w:t>
+      </w:r>
+      <w:r>
+        <w:rPr>
+          <w:lang w:val="fr_FR" w:bidi="fr_FR"/>
+        </w:rPr>
+      </w:r>
+    </w:p>
+    <w:p>
+      <w:pPr/>
+      <w:r>
+        <w:rPr>
+          <w:lang w:val="fr_FR" w:bidi="fr_FR"/>
+        </w:rPr>
+      </w:r>
+      <w:r>
+        <w:rPr>
+          <w:lang w:val="fr_FR" w:bidi="fr_FR"/>
+        </w:rPr>
+        <w:t>Terme araméen désignant un lien familial étroit. Par exemple, Simon Barjonas (voir Mt 16.17, Darby) signifie « Simon, fils de Jonas ».</w:t>
+      </w:r>
+    </w:p>
+    <w:p>
+      <w:pPr/>
+      <w:r>
+        <w:rPr>
+          <w:lang w:val="fr_FR" w:bidi="fr_FR"/>
+        </w:rPr>
+      </w:r>
+      <w:r>
+        <w:rPr>
+          <w:i/>
+          <w:lang w:val="fr_FR" w:bidi="fr_FR"/>
+        </w:rPr>
+        <w:t>Voir aussi</w:t>
+      </w:r>
+      <w:r>
+        <w:rPr>
+          <w:lang w:val="fr_FR" w:bidi="fr_FR"/>
+        </w:rPr>
+        <w:t xml:space="preserve"> </w:t>
+      </w:r>
+      <w:r>
+        <w:rPr>
+          <w:lang w:val="fr_FR" w:bidi="fr_FR"/>
+        </w:rPr>
+        <w:t>Ben (nom)</w:t>
+      </w:r>
+      <w:r>
+        <w:rPr>
+          <w:lang w:val="fr_FR" w:bidi="fr_FR"/>
+        </w:rPr>
+        <w:t>.</w:t>
+      </w:r>
+      <w:r>
+        <w:rPr>
+          <w:lang w:val="fr_FR" w:bidi="fr_FR"/>
+        </w:rPr>
+      </w:r>
+      <w:r>
+        <w:rPr>
+          <w:lang w:val="fr_FR" w:bidi="fr_FR"/>
+        </w:rPr>
+      </w:r>
+    </w:p>
+    <w:p>
+      <w:pPr/>
+      <w:r>
+        <w:rPr>
+          <w:lang w:val="fr_FR" w:bidi="fr_FR"/>
+        </w:rPr>
+      </w:r>
+    </w:p>
+    <w:p>
+      <w:pPr>
+        <w:pStyle w:val="Heading2"/>
+      </w:pPr>
+      <w:r>
+        <w:rPr>
+          <w:lang w:val="fr_FR" w:bidi="fr_FR"/>
+        </w:rPr>
         <w:t>Barabbas</w:t>
       </w:r>
       <w:r>
@@ -11647,6 +12280,99 @@
         <w:rPr>
           <w:lang w:val="fr_FR" w:bidi="fr_FR"/>
         </w:rPr>
+        <w:t>Barakéel</w:t>
+      </w:r>
+      <w:r>
+        <w:rPr>
+          <w:lang w:val="fr_FR" w:bidi="fr_FR"/>
+        </w:rPr>
+      </w:r>
+    </w:p>
+    <w:p>
+      <w:pPr/>
+      <w:r>
+        <w:rPr>
+          <w:lang w:val="fr_FR" w:bidi="fr_FR"/>
+        </w:rPr>
+      </w:r>
+      <w:r>
+        <w:rPr>
+          <w:lang w:val="fr_FR" w:bidi="fr_FR"/>
+        </w:rPr>
+        <w:t xml:space="preserve">Autre orthographe de Barakeel, père d’Élihu (voir </w:t>
+      </w:r>
+      <w:r>
+        <w:rPr>
+          <w:lang w:val="fr_FR" w:bidi="fr_FR"/>
+        </w:rPr>
+        <w:t>Jb 32.2</w:t>
+      </w:r>
+      <w:r>
+        <w:rPr>
+          <w:lang w:val="fr_FR" w:bidi="fr_FR"/>
+        </w:rPr>
+        <w:t>).</w:t>
+      </w:r>
+    </w:p>
+    <w:p>
+      <w:pPr/>
+      <w:r>
+        <w:rPr>
+          <w:lang w:val="fr_FR" w:bidi="fr_FR"/>
+        </w:rPr>
+      </w:r>
+      <w:r>
+        <w:rPr>
+          <w:i/>
+          <w:lang w:val="fr_FR" w:bidi="fr_FR"/>
+        </w:rPr>
+        <w:t>Voir</w:t>
+      </w:r>
+      <w:r>
+        <w:rPr>
+          <w:lang w:val="fr_FR" w:bidi="fr_FR"/>
+        </w:rPr>
+        <w:t xml:space="preserve"> </w:t>
+      </w:r>
+      <w:r>
+        <w:rPr>
+          <w:lang w:val="fr_FR" w:bidi="fr_FR"/>
+        </w:rPr>
+        <w:t>Barakeel</w:t>
+      </w:r>
+      <w:r>
+        <w:rPr>
+          <w:lang w:val="fr_FR" w:bidi="fr_FR"/>
+        </w:rPr>
+        <w:t>.</w:t>
+      </w:r>
+      <w:r>
+        <w:rPr>
+          <w:lang w:val="fr_FR" w:bidi="fr_FR"/>
+        </w:rPr>
+      </w:r>
+      <w:r>
+        <w:rPr>
+          <w:lang w:val="fr_FR" w:bidi="fr_FR"/>
+        </w:rPr>
+      </w:r>
+    </w:p>
+    <w:p>
+      <w:pPr/>
+      <w:r>
+        <w:rPr>
+          <w:lang w:val="fr_FR" w:bidi="fr_FR"/>
+        </w:rPr>
+      </w:r>
+    </w:p>
+    <w:p>
+      <w:pPr>
+        <w:pStyle w:val="Heading2"/>
+      </w:pPr>
+      <w:r>
+        <w:rPr>
+          <w:lang w:val="fr_FR" w:bidi="fr_FR"/>
+        </w:rPr>
         <w:t>Barbare</w:t>
       </w:r>
       <w:r>
@@ -12185,6 +12911,123 @@
           <w:lang w:val="fr_FR" w:bidi="fr_FR"/>
         </w:rPr>
         <w:t>). Les Juifs ayant des liens avec la culture grecque adoptaient souvent des noms grecs. Certains pensent qu'Élymas vient d'un mot araméen signifiant « fort » et d'un mot arabe signifiant « sage », qui peut également signifier « magicien ».</w:t>
+      </w:r>
+      <w:r>
+        <w:rPr>
+          <w:lang w:val="fr_FR" w:bidi="fr_FR"/>
+        </w:rPr>
+      </w:r>
+      <w:r>
+        <w:rPr>
+          <w:lang w:val="fr_FR" w:bidi="fr_FR"/>
+        </w:rPr>
+      </w:r>
+    </w:p>
+    <w:p>
+      <w:pPr/>
+      <w:r>
+        <w:rPr>
+          <w:lang w:val="fr_FR" w:bidi="fr_FR"/>
+        </w:rPr>
+      </w:r>
+    </w:p>
+    <w:p>
+      <w:pPr>
+        <w:pStyle w:val="Heading2"/>
+      </w:pPr>
+      <w:r>
+        <w:rPr>
+          <w:lang w:val="fr_FR" w:bidi="fr_FR"/>
+        </w:rPr>
+        <w:t>Bar-Jonas</w:t>
+      </w:r>
+      <w:r>
+        <w:rPr>
+          <w:lang w:val="fr_FR" w:bidi="fr_FR"/>
+        </w:rPr>
+      </w:r>
+    </w:p>
+    <w:p>
+      <w:pPr/>
+      <w:r>
+        <w:rPr>
+          <w:lang w:val="fr_FR" w:bidi="fr_FR"/>
+        </w:rPr>
+      </w:r>
+      <w:r>
+        <w:rPr>
+          <w:lang w:val="fr_FR" w:bidi="fr_FR"/>
+        </w:rPr>
+        <w:t>Équivalent du nom de famille de Simon Pierre en araméen. Ce nom signifie « fils de Jonas » (</w:t>
+      </w:r>
+      <w:r>
+        <w:rPr>
+          <w:lang w:val="fr_FR" w:bidi="fr_FR"/>
+        </w:rPr>
+        <w:t>Mt 16.17</w:t>
+      </w:r>
+      <w:r>
+        <w:rPr>
+          <w:lang w:val="fr_FR" w:bidi="fr_FR"/>
+        </w:rPr>
+        <w:t xml:space="preserve">). Une autre version de ce nom apparaît dans </w:t>
+      </w:r>
+      <w:r>
+        <w:rPr>
+          <w:lang w:val="fr_FR" w:bidi="fr_FR"/>
+        </w:rPr>
+        <w:t>Jean 1.42</w:t>
+      </w:r>
+      <w:r>
+        <w:rPr>
+          <w:lang w:val="fr_FR" w:bidi="fr_FR"/>
+        </w:rPr>
+        <w:t xml:space="preserve"> et </w:t>
+      </w:r>
+      <w:r>
+        <w:rPr>
+          <w:lang w:val="fr_FR" w:bidi="fr_FR"/>
+        </w:rPr>
+        <w:t>21.15–17</w:t>
+      </w:r>
+      <w:r>
+        <w:rPr>
+          <w:lang w:val="fr_FR" w:bidi="fr_FR"/>
+        </w:rPr>
+        <w:t>, où les meilleurs manuscrits grecs portent « fils de Jean » plutôt que « fils de Jonas ».</w:t>
+      </w:r>
+    </w:p>
+    <w:p>
+      <w:pPr/>
+      <w:r>
+        <w:rPr>
+          <w:lang w:val="fr_FR" w:bidi="fr_FR"/>
+        </w:rPr>
+      </w:r>
+      <w:r>
+        <w:rPr>
+          <w:i/>
+          <w:lang w:val="fr_FR" w:bidi="fr_FR"/>
+        </w:rPr>
+        <w:t>Voir</w:t>
+      </w:r>
+      <w:r>
+        <w:rPr>
+          <w:lang w:val="fr_FR" w:bidi="fr_FR"/>
+        </w:rPr>
+        <w:t xml:space="preserve"> </w:t>
+      </w:r>
+      <w:r>
+        <w:rPr>
+          <w:lang w:val="fr_FR" w:bidi="fr_FR"/>
+        </w:rPr>
+        <w:t>Simon Pierre</w:t>
+      </w:r>
+      <w:r>
+        <w:rPr>
+          <w:lang w:val="fr_FR" w:bidi="fr_FR"/>
+        </w:rPr>
+        <w:t>.</w:t>
       </w:r>
       <w:r>
         <w:rPr>
@@ -12470,6 +13313,87 @@
         <w:rPr>
           <w:lang w:val="fr_FR" w:bidi="fr_FR"/>
         </w:rPr>
+        <w:t>Bar-Koseva</w:t>
+      </w:r>
+      <w:r>
+        <w:rPr>
+          <w:lang w:val="fr_FR" w:bidi="fr_FR"/>
+        </w:rPr>
+      </w:r>
+    </w:p>
+    <w:p>
+      <w:pPr/>
+      <w:r>
+        <w:rPr>
+          <w:lang w:val="fr_FR" w:bidi="fr_FR"/>
+        </w:rPr>
+      </w:r>
+      <w:r>
+        <w:rPr>
+          <w:lang w:val="fr_FR" w:bidi="fr_FR"/>
+        </w:rPr>
+        <w:t>Nom original de Shimon bar Kokhba, chef de la révolte juive contre les Romains en Palestine sous le règne de l’empereur Hadrien.</w:t>
+      </w:r>
+    </w:p>
+    <w:p>
+      <w:pPr/>
+      <w:r>
+        <w:rPr>
+          <w:lang w:val="fr_FR" w:bidi="fr_FR"/>
+        </w:rPr>
+      </w:r>
+      <w:r>
+        <w:rPr>
+          <w:i/>
+          <w:lang w:val="fr_FR" w:bidi="fr_FR"/>
+        </w:rPr>
+        <w:t>Voir</w:t>
+      </w:r>
+      <w:r>
+        <w:rPr>
+          <w:lang w:val="fr_FR" w:bidi="fr_FR"/>
+        </w:rPr>
+        <w:t xml:space="preserve"> </w:t>
+      </w:r>
+      <w:r>
+        <w:rPr>
+          <w:lang w:val="fr_FR" w:bidi="fr_FR"/>
+        </w:rPr>
+        <w:t>Bar-Kokhba, Bar-Kochba</w:t>
+      </w:r>
+      <w:r>
+        <w:rPr>
+          <w:lang w:val="fr_FR" w:bidi="fr_FR"/>
+        </w:rPr>
+        <w:t>.</w:t>
+      </w:r>
+      <w:r>
+        <w:rPr>
+          <w:lang w:val="fr_FR" w:bidi="fr_FR"/>
+        </w:rPr>
+      </w:r>
+      <w:r>
+        <w:rPr>
+          <w:lang w:val="fr_FR" w:bidi="fr_FR"/>
+        </w:rPr>
+      </w:r>
+    </w:p>
+    <w:p>
+      <w:pPr/>
+      <w:r>
+        <w:rPr>
+          <w:lang w:val="fr_FR" w:bidi="fr_FR"/>
+        </w:rPr>
+      </w:r>
+    </w:p>
+    <w:p>
+      <w:pPr>
+        <w:pStyle w:val="Heading2"/>
+      </w:pPr>
+      <w:r>
+        <w:rPr>
+          <w:lang w:val="fr_FR" w:bidi="fr_FR"/>
+        </w:rPr>
         <w:t>Barnabas</w:t>
       </w:r>
       <w:r>
@@ -12874,6 +13798,129 @@
           <w:lang w:val="fr_FR" w:bidi="fr_FR"/>
         </w:rPr>
         <w:t>Néhémie 7.57–59</w:t>
+      </w:r>
+      <w:r>
+        <w:rPr>
+          <w:lang w:val="fr_FR" w:bidi="fr_FR"/>
+        </w:rPr>
+        <w:t>.</w:t>
+      </w:r>
+      <w:r>
+        <w:rPr>
+          <w:lang w:val="fr_FR" w:bidi="fr_FR"/>
+        </w:rPr>
+      </w:r>
+      <w:r>
+        <w:rPr>
+          <w:lang w:val="fr_FR" w:bidi="fr_FR"/>
+        </w:rPr>
+      </w:r>
+    </w:p>
+    <w:p>
+      <w:pPr/>
+      <w:r>
+        <w:rPr>
+          <w:lang w:val="fr_FR" w:bidi="fr_FR"/>
+        </w:rPr>
+      </w:r>
+    </w:p>
+    <w:p>
+      <w:pPr>
+        <w:pStyle w:val="Heading2"/>
+      </w:pPr>
+      <w:r>
+        <w:rPr>
+          <w:lang w:val="fr_FR" w:bidi="fr_FR"/>
+        </w:rPr>
+        <w:t>barque</w:t>
+      </w:r>
+      <w:r>
+        <w:rPr>
+          <w:lang w:val="fr_FR" w:bidi="fr_FR"/>
+        </w:rPr>
+      </w:r>
+    </w:p>
+    <w:p>
+      <w:pPr/>
+      <w:r>
+        <w:rPr>
+          <w:lang w:val="fr_FR" w:bidi="fr_FR"/>
+        </w:rPr>
+      </w:r>
+      <w:r>
+        <w:rPr>
+          <w:lang w:val="fr_FR" w:bidi="fr_FR"/>
+        </w:rPr>
+        <w:t xml:space="preserve">Petite embarcation utilisée pour se déplacer sur l’eau. Une barque flotte sur l'eau ; elle a des rebords tout autour qui permettent de protéger de l'eau occupants et objets. </w:t>
+      </w:r>
+    </w:p>
+    <w:p>
+      <w:pPr/>
+      <w:r>
+        <w:rPr>
+          <w:lang w:val="fr_FR" w:bidi="fr_FR"/>
+        </w:rPr>
+      </w:r>
+      <w:r>
+        <w:rPr>
+          <w:lang w:val="fr_FR" w:bidi="fr_FR"/>
+        </w:rPr>
+        <w:t xml:space="preserve">Dans la Bible, on utilisait des barques pour pêcher ou pour traverser des lacs ou des fleuves. Le mot « chaloupe » est souvent utilisé en français pour désigner un type d'embarcation similaire qui sert d'embarcation de sauvetage à bord de navires. </w:t>
+      </w:r>
+    </w:p>
+    <w:p>
+      <w:pPr/>
+      <w:r>
+        <w:rPr>
+          <w:lang w:val="fr_FR" w:bidi="fr_FR"/>
+        </w:rPr>
+      </w:r>
+      <w:r>
+        <w:rPr>
+          <w:lang w:val="fr_FR" w:bidi="fr_FR"/>
+        </w:rPr>
+        <w:t>Les barques se déplaçaient par l'action de rames (longues perches utilisées pour pousser dans l'eau) ou de voiles (des toiles que pousse le vent).</w:t>
+      </w:r>
+    </w:p>
+    <w:p>
+      <w:pPr/>
+      <w:r>
+        <w:rPr>
+          <w:lang w:val="fr_FR" w:bidi="fr_FR"/>
+        </w:rPr>
+      </w:r>
+      <w:r>
+        <w:rPr>
+          <w:lang w:val="fr_FR" w:bidi="fr_FR"/>
+        </w:rPr>
+        <w:t>Plusieurs des disciples de Jésus étaient pêcheurs et beaucoup du ministère de Jésus a eu lieu dans la région près de la mer de Galilée. Des barques sont donc souvent mentionnés dans les récits des Évangiles.</w:t>
+      </w:r>
+    </w:p>
+    <w:p>
+      <w:pPr/>
+      <w:r>
+        <w:rPr>
+          <w:lang w:val="fr_FR" w:bidi="fr_FR"/>
+        </w:rPr>
+      </w:r>
+      <w:r>
+        <w:rPr>
+          <w:i/>
+          <w:lang w:val="fr_FR" w:bidi="fr_FR"/>
+        </w:rPr>
+        <w:t>Voir</w:t>
+      </w:r>
+      <w:r>
+        <w:rPr>
+          <w:lang w:val="fr_FR" w:bidi="fr_FR"/>
+        </w:rPr>
+        <w:t xml:space="preserve"> </w:t>
+      </w:r>
+      <w:r>
+        <w:rPr>
+          <w:lang w:val="fr_FR" w:bidi="fr_FR"/>
+        </w:rPr>
+        <w:t>voyages</w:t>
       </w:r>
       <w:r>
         <w:rPr>
@@ -15318,6 +16365,121 @@
         <w:rPr>
           <w:lang w:val="fr_FR" w:bidi="fr_FR"/>
         </w:rPr>
+        <w:t>bâtiments, constructions, édifices</w:t>
+      </w:r>
+      <w:r>
+        <w:rPr>
+          <w:lang w:val="fr_FR" w:bidi="fr_FR"/>
+        </w:rPr>
+      </w:r>
+    </w:p>
+    <w:p>
+      <w:pPr/>
+      <w:r>
+        <w:rPr>
+          <w:lang w:val="fr_FR" w:bidi="fr_FR"/>
+        </w:rPr>
+      </w:r>
+      <w:r>
+        <w:rPr>
+          <w:lang w:val="fr_FR" w:bidi="fr_FR"/>
+        </w:rPr>
+        <w:t xml:space="preserve">La Bible mentionne de nombreux projets de construction ou de reconstruction. Parfois, il s'agissait de construire ou bâtir quelque chose pour la première fois. D'autres fois, il fallait reconstruire ou réparer après des guerres ou l'abandon et la négligence d'édifices. Les constructions les plus fréquemment mentionnées sont celles d'autels, de sanctuaires, de maisons, de villes ou de temples. </w:t>
+      </w:r>
+    </w:p>
+    <w:p>
+      <w:pPr/>
+      <w:r>
+        <w:rPr>
+          <w:lang w:val="fr_FR" w:bidi="fr_FR"/>
+        </w:rPr>
+      </w:r>
+      <w:r>
+        <w:rPr>
+          <w:lang w:val="fr_FR" w:bidi="fr_FR"/>
+        </w:rPr>
+        <w:t>Le langage de construction est aussi utilisé comme métaphore. Dans le Nouveau Testament, il désigne ce que les chrétiens peuvent faire pour eux-mêmes et pour les autres, pour aider à la croissance ou l'encouragement dans la foi. Le verbe « édifier » est souvent utilisé dans ce sens.</w:t>
+      </w:r>
+    </w:p>
+    <w:p>
+      <w:pPr/>
+      <w:r>
+        <w:rPr>
+          <w:lang w:val="fr_FR" w:bidi="fr_FR"/>
+        </w:rPr>
+      </w:r>
+      <w:r>
+        <w:rPr>
+          <w:lang w:val="fr_FR" w:bidi="fr_FR"/>
+        </w:rPr>
+        <w:t>1 Pierre 2.4–8</w:t>
+      </w:r>
+      <w:r>
+        <w:rPr>
+          <w:lang w:val="fr_FR" w:bidi="fr_FR"/>
+        </w:rPr>
+        <w:t xml:space="preserve"> est une exhortation qui repose entièrement sur la représentation du peuple de Dieu comme édifice duquel Christ est la pierre principale. </w:t>
+      </w:r>
+    </w:p>
+    <w:p>
+      <w:pPr/>
+      <w:r>
+        <w:rPr>
+          <w:lang w:val="fr_FR" w:bidi="fr_FR"/>
+        </w:rPr>
+      </w:r>
+      <w:r>
+        <w:rPr>
+          <w:i/>
+          <w:lang w:val="fr_FR" w:bidi="fr_FR"/>
+        </w:rPr>
+        <w:t>Voir</w:t>
+      </w:r>
+      <w:r>
+        <w:rPr>
+          <w:lang w:val="fr_FR" w:bidi="fr_FR"/>
+        </w:rPr>
+        <w:t xml:space="preserve"> </w:t>
+      </w:r>
+      <w:r>
+        <w:rPr>
+          <w:lang w:val="fr_FR" w:bidi="fr_FR"/>
+        </w:rPr>
+        <w:t>architecture</w:t>
+      </w:r>
+      <w:r>
+        <w:rPr>
+          <w:lang w:val="fr_FR" w:bidi="fr_FR"/>
+        </w:rPr>
+        <w:t>.</w:t>
+      </w:r>
+      <w:r>
+        <w:rPr>
+          <w:lang w:val="fr_FR" w:bidi="fr_FR"/>
+        </w:rPr>
+      </w:r>
+      <w:r>
+        <w:rPr>
+          <w:lang w:val="fr_FR" w:bidi="fr_FR"/>
+        </w:rPr>
+      </w:r>
+    </w:p>
+    <w:p>
+      <w:pPr/>
+      <w:r>
+        <w:rPr>
+          <w:lang w:val="fr_FR" w:bidi="fr_FR"/>
+        </w:rPr>
+      </w:r>
+    </w:p>
+    <w:p>
+      <w:pPr>
+        <w:pStyle w:val="Heading2"/>
+      </w:pPr>
+      <w:r>
+        <w:rPr>
+          <w:lang w:val="fr_FR" w:bidi="fr_FR"/>
+        </w:rPr>
         <w:t>Batslith, Batsluth</w:t>
       </w:r>
       <w:r>
@@ -17192,6 +18354,54 @@
         <w:rPr>
           <w:lang w:val="fr_FR" w:bidi="fr_FR"/>
         </w:rPr>
+        <w:t>Bébaï (lieu)</w:t>
+      </w:r>
+      <w:r>
+        <w:rPr>
+          <w:lang w:val="fr_FR" w:bidi="fr_FR"/>
+        </w:rPr>
+      </w:r>
+    </w:p>
+    <w:p>
+      <w:pPr/>
+      <w:r>
+        <w:rPr>
+          <w:lang w:val="fr_FR" w:bidi="fr_FR"/>
+        </w:rPr>
+      </w:r>
+      <w:r>
+        <w:rPr>
+          <w:lang w:val="fr_FR" w:bidi="fr_FR"/>
+        </w:rPr>
+        <w:t>Ville israélite non identifiée, mentionnée dans Judith 15.4.</w:t>
+      </w:r>
+      <w:r>
+        <w:rPr>
+          <w:lang w:val="fr_FR" w:bidi="fr_FR"/>
+        </w:rPr>
+      </w:r>
+      <w:r>
+        <w:rPr>
+          <w:lang w:val="fr_FR" w:bidi="fr_FR"/>
+        </w:rPr>
+      </w:r>
+    </w:p>
+    <w:p>
+      <w:pPr/>
+      <w:r>
+        <w:rPr>
+          <w:lang w:val="fr_FR" w:bidi="fr_FR"/>
+        </w:rPr>
+      </w:r>
+    </w:p>
+    <w:p>
+      <w:pPr>
+        <w:pStyle w:val="Heading2"/>
+      </w:pPr>
+      <w:r>
+        <w:rPr>
+          <w:lang w:val="fr_FR" w:bidi="fr_FR"/>
+        </w:rPr>
         <w:t>Bébaï (Personne)</w:t>
       </w:r>
       <w:r>
@@ -19825,6 +21035,54 @@
         <w:rPr>
           <w:lang w:val="fr_FR" w:bidi="fr_FR"/>
         </w:rPr>
+        <w:t>Bektileth</w:t>
+      </w:r>
+      <w:r>
+        <w:rPr>
+          <w:lang w:val="fr_FR" w:bidi="fr_FR"/>
+        </w:rPr>
+      </w:r>
+    </w:p>
+    <w:p>
+      <w:pPr/>
+      <w:r>
+        <w:rPr>
+          <w:lang w:val="fr_FR" w:bidi="fr_FR"/>
+        </w:rPr>
+      </w:r>
+      <w:r>
+        <w:rPr>
+          <w:lang w:val="fr_FR" w:bidi="fr_FR"/>
+        </w:rPr>
+        <w:t>Plaine mentionnée uniquement dans les livres apocryphes. Holopherne, le général de Nabucadnetsar (Nabuchodonosor), y établit son camp lors de sa conquête vers l’ouest (Jdt 2.21–23).</w:t>
+      </w:r>
+      <w:r>
+        <w:rPr>
+          <w:lang w:val="fr_FR" w:bidi="fr_FR"/>
+        </w:rPr>
+      </w:r>
+      <w:r>
+        <w:rPr>
+          <w:lang w:val="fr_FR" w:bidi="fr_FR"/>
+        </w:rPr>
+      </w:r>
+    </w:p>
+    <w:p>
+      <w:pPr/>
+      <w:r>
+        <w:rPr>
+          <w:lang w:val="fr_FR" w:bidi="fr_FR"/>
+        </w:rPr>
+      </w:r>
+    </w:p>
+    <w:p>
+      <w:pPr>
+        <w:pStyle w:val="Heading2"/>
+      </w:pPr>
+      <w:r>
+        <w:rPr>
+          <w:lang w:val="fr_FR" w:bidi="fr_FR"/>
+        </w:rPr>
         <w:t>Bel</w:t>
       </w:r>
       <w:r>
@@ -19908,6 +21166,87 @@
           <w:lang w:val="fr_FR" w:bidi="fr_FR"/>
         </w:rPr>
         <w:t>Marduk</w:t>
+      </w:r>
+      <w:r>
+        <w:rPr>
+          <w:lang w:val="fr_FR" w:bidi="fr_FR"/>
+        </w:rPr>
+        <w:t>.</w:t>
+      </w:r>
+      <w:r>
+        <w:rPr>
+          <w:lang w:val="fr_FR" w:bidi="fr_FR"/>
+        </w:rPr>
+      </w:r>
+      <w:r>
+        <w:rPr>
+          <w:lang w:val="fr_FR" w:bidi="fr_FR"/>
+        </w:rPr>
+      </w:r>
+    </w:p>
+    <w:p>
+      <w:pPr/>
+      <w:r>
+        <w:rPr>
+          <w:lang w:val="fr_FR" w:bidi="fr_FR"/>
+        </w:rPr>
+      </w:r>
+    </w:p>
+    <w:p>
+      <w:pPr>
+        <w:pStyle w:val="Heading2"/>
+      </w:pPr>
+      <w:r>
+        <w:rPr>
+          <w:lang w:val="fr_FR" w:bidi="fr_FR"/>
+        </w:rPr>
+        <w:t>Bel et le dragon</w:t>
+      </w:r>
+      <w:r>
+        <w:rPr>
+          <w:lang w:val="fr_FR" w:bidi="fr_FR"/>
+        </w:rPr>
+      </w:r>
+    </w:p>
+    <w:p>
+      <w:pPr/>
+      <w:r>
+        <w:rPr>
+          <w:lang w:val="fr_FR" w:bidi="fr_FR"/>
+        </w:rPr>
+      </w:r>
+      <w:r>
+        <w:rPr>
+          <w:lang w:val="fr_FR" w:bidi="fr_FR"/>
+        </w:rPr>
+        <w:t>Récit religieux deutérocanonique inclus dans la Bible selon certaines traditions (catholique et orthodoxe). Dans ce récit, Daniel démontre que les dieux babyloniens ne sont pas réels.</w:t>
+      </w:r>
+    </w:p>
+    <w:p>
+      <w:pPr/>
+      <w:r>
+        <w:rPr>
+          <w:lang w:val="fr_FR" w:bidi="fr_FR"/>
+        </w:rPr>
+      </w:r>
+      <w:r>
+        <w:rPr>
+          <w:i/>
+          <w:lang w:val="fr_FR" w:bidi="fr_FR"/>
+        </w:rPr>
+        <w:t>Voir</w:t>
+      </w:r>
+      <w:r>
+        <w:rPr>
+          <w:lang w:val="fr_FR" w:bidi="fr_FR"/>
+        </w:rPr>
+        <w:t xml:space="preserve"> </w:t>
+      </w:r>
+      <w:r>
+        <w:rPr>
+          <w:lang w:val="fr_FR" w:bidi="fr_FR"/>
+        </w:rPr>
+        <w:t>Daniel, Additions à</w:t>
       </w:r>
       <w:r>
         <w:rPr>
@@ -20215,6 +21554,54 @@
         <w:rPr>
           <w:lang w:val="fr_FR" w:bidi="fr_FR"/>
         </w:rPr>
+        <w:t>Belbaïm</w:t>
+      </w:r>
+      <w:r>
+        <w:rPr>
+          <w:lang w:val="fr_FR" w:bidi="fr_FR"/>
+        </w:rPr>
+      </w:r>
+    </w:p>
+    <w:p>
+      <w:pPr/>
+      <w:r>
+        <w:rPr>
+          <w:lang w:val="fr_FR" w:bidi="fr_FR"/>
+        </w:rPr>
+      </w:r>
+      <w:r>
+        <w:rPr>
+          <w:lang w:val="fr_FR" w:bidi="fr_FR"/>
+        </w:rPr>
+        <w:t>Ville située au sud de Dothan. Elle est mentionnée dans le livre de Judith (Jdt 7.3). Il pourrait s’agir de la même ville que Abelmaïm (Jdt 4.4).</w:t>
+      </w:r>
+      <w:r>
+        <w:rPr>
+          <w:lang w:val="fr_FR" w:bidi="fr_FR"/>
+        </w:rPr>
+      </w:r>
+      <w:r>
+        <w:rPr>
+          <w:lang w:val="fr_FR" w:bidi="fr_FR"/>
+        </w:rPr>
+      </w:r>
+    </w:p>
+    <w:p>
+      <w:pPr/>
+      <w:r>
+        <w:rPr>
+          <w:lang w:val="fr_FR" w:bidi="fr_FR"/>
+        </w:rPr>
+      </w:r>
+    </w:p>
+    <w:p>
+      <w:pPr>
+        <w:pStyle w:val="Heading2"/>
+      </w:pPr>
+      <w:r>
+        <w:rPr>
+          <w:lang w:val="fr_FR" w:bidi="fr_FR"/>
+        </w:rPr>
         <w:t>Bélial, Beliar</w:t>
       </w:r>
       <w:r>
@@ -20445,6 +21832,87 @@
         <w:rPr>
           <w:lang w:val="fr_FR" w:bidi="fr_FR"/>
         </w:rPr>
+        <w:t>bélier (machine de guerre)</w:t>
+      </w:r>
+      <w:r>
+        <w:rPr>
+          <w:lang w:val="fr_FR" w:bidi="fr_FR"/>
+        </w:rPr>
+      </w:r>
+    </w:p>
+    <w:p>
+      <w:pPr/>
+      <w:r>
+        <w:rPr>
+          <w:lang w:val="fr_FR" w:bidi="fr_FR"/>
+        </w:rPr>
+      </w:r>
+      <w:r>
+        <w:rPr>
+          <w:lang w:val="fr_FR" w:bidi="fr_FR"/>
+        </w:rPr>
+        <w:t>Lourde poutre en bois dont on se servait pour défoncer les portes ou les murailles de défense d'une ville ou d'une forteresse. Le bout dont on se servait pour cogner était parfois en fer.</w:t>
+      </w:r>
+    </w:p>
+    <w:p>
+      <w:pPr/>
+      <w:r>
+        <w:rPr>
+          <w:lang w:val="fr_FR" w:bidi="fr_FR"/>
+        </w:rPr>
+      </w:r>
+      <w:r>
+        <w:rPr>
+          <w:i/>
+          <w:lang w:val="fr_FR" w:bidi="fr_FR"/>
+        </w:rPr>
+        <w:t>Voir</w:t>
+      </w:r>
+      <w:r>
+        <w:rPr>
+          <w:lang w:val="fr_FR" w:bidi="fr_FR"/>
+        </w:rPr>
+        <w:t xml:space="preserve"> </w:t>
+      </w:r>
+      <w:r>
+        <w:rPr>
+          <w:lang w:val="fr_FR" w:bidi="fr_FR"/>
+        </w:rPr>
+        <w:t>armures et armes</w:t>
+      </w:r>
+      <w:r>
+        <w:rPr>
+          <w:lang w:val="fr_FR" w:bidi="fr_FR"/>
+        </w:rPr>
+        <w:t>.</w:t>
+      </w:r>
+      <w:r>
+        <w:rPr>
+          <w:lang w:val="fr_FR" w:bidi="fr_FR"/>
+        </w:rPr>
+      </w:r>
+      <w:r>
+        <w:rPr>
+          <w:lang w:val="fr_FR" w:bidi="fr_FR"/>
+        </w:rPr>
+      </w:r>
+    </w:p>
+    <w:p>
+      <w:pPr/>
+      <w:r>
+        <w:rPr>
+          <w:lang w:val="fr_FR" w:bidi="fr_FR"/>
+        </w:rPr>
+      </w:r>
+    </w:p>
+    <w:p>
+      <w:pPr>
+        <w:pStyle w:val="Heading2"/>
+      </w:pPr>
+      <w:r>
+        <w:rPr>
+          <w:lang w:val="fr_FR" w:bidi="fr_FR"/>
+        </w:rPr>
         <w:t>Belle Porte</w:t>
       </w:r>
       <w:r>
@@ -20679,6 +22147,111 @@
           <w:lang w:val="fr_FR" w:bidi="fr_FR"/>
         </w:rPr>
         <w:t>Babylone, Babylonie</w:t>
+      </w:r>
+      <w:r>
+        <w:rPr>
+          <w:lang w:val="fr_FR" w:bidi="fr_FR"/>
+        </w:rPr>
+        <w:t>.</w:t>
+      </w:r>
+      <w:r>
+        <w:rPr>
+          <w:lang w:val="fr_FR" w:bidi="fr_FR"/>
+        </w:rPr>
+      </w:r>
+      <w:r>
+        <w:rPr>
+          <w:lang w:val="fr_FR" w:bidi="fr_FR"/>
+        </w:rPr>
+      </w:r>
+    </w:p>
+    <w:p>
+      <w:pPr/>
+      <w:r>
+        <w:rPr>
+          <w:lang w:val="fr_FR" w:bidi="fr_FR"/>
+        </w:rPr>
+      </w:r>
+    </w:p>
+    <w:p>
+      <w:pPr>
+        <w:pStyle w:val="Heading2"/>
+      </w:pPr>
+      <w:r>
+        <w:rPr>
+          <w:lang w:val="fr_FR" w:bidi="fr_FR"/>
+        </w:rPr>
+        <w:t>Beltschatsar</w:t>
+      </w:r>
+      <w:r>
+        <w:rPr>
+          <w:lang w:val="fr_FR" w:bidi="fr_FR"/>
+        </w:rPr>
+      </w:r>
+    </w:p>
+    <w:p>
+      <w:pPr/>
+      <w:r>
+        <w:rPr>
+          <w:lang w:val="fr_FR" w:bidi="fr_FR"/>
+        </w:rPr>
+      </w:r>
+      <w:r>
+        <w:rPr>
+          <w:lang w:val="fr_FR" w:bidi="fr_FR"/>
+        </w:rPr>
+        <w:t>Nom babylonien donné à Daniel (</w:t>
+      </w:r>
+      <w:r>
+        <w:rPr>
+          <w:lang w:val="fr_FR" w:bidi="fr_FR"/>
+        </w:rPr>
+        <w:t>Dn 1.7</w:t>
+      </w:r>
+      <w:r>
+        <w:rPr>
+          <w:lang w:val="fr_FR" w:bidi="fr_FR"/>
+        </w:rPr>
+        <w:t>). Daniel fait partie des jeunes hommes emmenés en captivité à Babylone pour être formés en vue de servir le roi Nebucadnetsar (</w:t>
+      </w:r>
+      <w:r>
+        <w:rPr>
+          <w:lang w:val="fr_FR" w:bidi="fr_FR"/>
+        </w:rPr>
+        <w:t>Daniel 1</w:t>
+      </w:r>
+      <w:r>
+        <w:rPr>
+          <w:lang w:val="fr_FR" w:bidi="fr_FR"/>
+        </w:rPr>
+        <w:t>).</w:t>
+      </w:r>
+    </w:p>
+    <w:p>
+      <w:pPr/>
+      <w:r>
+        <w:rPr>
+          <w:lang w:val="fr_FR" w:bidi="fr_FR"/>
+        </w:rPr>
+      </w:r>
+      <w:r>
+        <w:rPr>
+          <w:i/>
+          <w:lang w:val="fr_FR" w:bidi="fr_FR"/>
+        </w:rPr>
+        <w:t>Voir</w:t>
+      </w:r>
+      <w:r>
+        <w:rPr>
+          <w:lang w:val="fr_FR" w:bidi="fr_FR"/>
+        </w:rPr>
+        <w:t xml:space="preserve"> </w:t>
+      </w:r>
+      <w:r>
+        <w:rPr>
+          <w:lang w:val="fr_FR" w:bidi="fr_FR"/>
+        </w:rPr>
+        <w:t>Daniel (personne) n° 3</w:t>
       </w:r>
       <w:r>
         <w:rPr>
@@ -21054,6 +22627,112 @@
         <w:rPr>
           <w:lang w:val="fr_FR" w:bidi="fr_FR"/>
         </w:rPr>
+        <w:t>Ben (nom)</w:t>
+      </w:r>
+      <w:r>
+        <w:rPr>
+          <w:lang w:val="fr_FR" w:bidi="fr_FR"/>
+        </w:rPr>
+      </w:r>
+    </w:p>
+    <w:p>
+      <w:pPr/>
+      <w:r>
+        <w:rPr>
+          <w:lang w:val="fr_FR" w:bidi="fr_FR"/>
+        </w:rPr>
+      </w:r>
+      <w:r>
+        <w:rPr>
+          <w:lang w:val="fr_FR" w:bidi="fr_FR"/>
+        </w:rPr>
+        <w:t xml:space="preserve">Mot hébreu utilisé au début des noms pour exprimer une relation. Ce mot signifie littéralement « fils ». Il apparaît 4 850 fois dans l’Ancien Testament. En araméen, il se dit </w:t>
+      </w:r>
+      <w:r>
+        <w:rPr>
+          <w:i/>
+          <w:lang w:val="fr_FR" w:bidi="fr_FR"/>
+        </w:rPr>
+        <w:t xml:space="preserve">bar. </w:t>
+      </w:r>
+      <w:r>
+        <w:rPr>
+          <w:lang w:val="fr_FR" w:bidi="fr_FR"/>
+        </w:rPr>
+        <w:t xml:space="preserve">Par exemple, dans </w:t>
+      </w:r>
+      <w:r>
+        <w:rPr>
+          <w:lang w:val="fr_FR" w:bidi="fr_FR"/>
+        </w:rPr>
+        <w:t>Matthieu 16.17</w:t>
+      </w:r>
+      <w:r>
+        <w:rPr>
+          <w:lang w:val="fr_FR" w:bidi="fr_FR"/>
+        </w:rPr>
+        <w:t xml:space="preserve"> le nom traduit « fils de Jonas » est littéralement Bar-Jona[s].</w:t>
+      </w:r>
+    </w:p>
+    <w:p>
+      <w:pPr/>
+      <w:r>
+        <w:rPr>
+          <w:lang w:val="fr_FR" w:bidi="fr_FR"/>
+        </w:rPr>
+      </w:r>
+      <w:r>
+        <w:rPr>
+          <w:i/>
+          <w:lang w:val="fr_FR" w:bidi="fr_FR"/>
+        </w:rPr>
+        <w:t>Voir aussi</w:t>
+      </w:r>
+      <w:r>
+        <w:rPr>
+          <w:lang w:val="fr_FR" w:bidi="fr_FR"/>
+        </w:rPr>
+        <w:t xml:space="preserve"> </w:t>
+      </w:r>
+      <w:r>
+        <w:rPr>
+          <w:lang w:val="fr_FR" w:bidi="fr_FR"/>
+        </w:rPr>
+        <w:t>Bar</w:t>
+      </w:r>
+      <w:r>
+        <w:rPr>
+          <w:lang w:val="fr_FR" w:bidi="fr_FR"/>
+        </w:rPr>
+        <w:t>.</w:t>
+      </w:r>
+      <w:r>
+        <w:rPr>
+          <w:lang w:val="fr_FR" w:bidi="fr_FR"/>
+        </w:rPr>
+      </w:r>
+      <w:r>
+        <w:rPr>
+          <w:lang w:val="fr_FR" w:bidi="fr_FR"/>
+        </w:rPr>
+      </w:r>
+    </w:p>
+    <w:p>
+      <w:pPr/>
+      <w:r>
+        <w:rPr>
+          <w:lang w:val="fr_FR" w:bidi="fr_FR"/>
+        </w:rPr>
+      </w:r>
+    </w:p>
+    <w:p>
+      <w:pPr>
+        <w:pStyle w:val="Heading2"/>
+      </w:pPr>
+      <w:r>
+        <w:rPr>
+          <w:lang w:val="fr_FR" w:bidi="fr_FR"/>
+        </w:rPr>
         <w:t>Ben (Personne)</w:t>
       </w:r>
       <w:r>
@@ -21122,6 +22801,94 @@
           <w:lang w:val="fr_FR" w:bidi="fr_FR"/>
         </w:rPr>
         <w:t xml:space="preserve"> peut être une erreur de copiste.</w:t>
+      </w:r>
+      <w:r>
+        <w:rPr>
+          <w:lang w:val="fr_FR" w:bidi="fr_FR"/>
+        </w:rPr>
+      </w:r>
+      <w:r>
+        <w:rPr>
+          <w:lang w:val="fr_FR" w:bidi="fr_FR"/>
+        </w:rPr>
+      </w:r>
+    </w:p>
+    <w:p>
+      <w:pPr/>
+      <w:r>
+        <w:rPr>
+          <w:lang w:val="fr_FR" w:bidi="fr_FR"/>
+        </w:rPr>
+      </w:r>
+    </w:p>
+    <w:p>
+      <w:pPr>
+        <w:pStyle w:val="Heading2"/>
+      </w:pPr>
+      <w:r>
+        <w:rPr>
+          <w:lang w:val="fr_FR" w:bidi="fr_FR"/>
+        </w:rPr>
+        <w:t>Ben Sira, Jésus</w:t>
+      </w:r>
+      <w:r>
+        <w:rPr>
+          <w:lang w:val="fr_FR" w:bidi="fr_FR"/>
+        </w:rPr>
+      </w:r>
+    </w:p>
+    <w:p>
+      <w:pPr/>
+      <w:r>
+        <w:rPr>
+          <w:lang w:val="fr_FR" w:bidi="fr_FR"/>
+        </w:rPr>
+      </w:r>
+      <w:r>
+        <w:rPr>
+          <w:lang w:val="fr_FR" w:bidi="fr_FR"/>
+        </w:rPr>
+        <w:t>Jésus, fils de Sira, est l'auteur du Siracide (livre également connu sous le nom d’</w:t>
+      </w:r>
+      <w:r>
+        <w:rPr>
+          <w:i/>
+          <w:lang w:val="fr_FR" w:bidi="fr_FR"/>
+        </w:rPr>
+        <w:t>Ecclésiastique</w:t>
+      </w:r>
+      <w:r>
+        <w:rPr>
+          <w:lang w:val="fr_FR" w:bidi="fr_FR"/>
+        </w:rPr>
+        <w:t>).</w:t>
+      </w:r>
+    </w:p>
+    <w:p>
+      <w:pPr/>
+      <w:r>
+        <w:rPr>
+          <w:lang w:val="fr_FR" w:bidi="fr_FR"/>
+        </w:rPr>
+      </w:r>
+      <w:r>
+        <w:rPr>
+          <w:i/>
+          <w:lang w:val="fr_FR" w:bidi="fr_FR"/>
+        </w:rPr>
+        <w:t>Voir</w:t>
+      </w:r>
+      <w:r>
+        <w:rPr>
+          <w:lang w:val="fr_FR" w:bidi="fr_FR"/>
+        </w:rPr>
+        <w:t xml:space="preserve"> </w:t>
+      </w:r>
+      <w:r>
+        <w:rPr>
+          <w:lang w:val="fr_FR" w:bidi="fr_FR"/>
+        </w:rPr>
+        <w:t>Siracide</w:t>
       </w:r>
       <w:r>
         <w:rPr>
@@ -25000,6 +26767,87 @@
         <w:rPr>
           <w:lang w:val="fr_FR" w:bidi="fr_FR"/>
         </w:rPr>
+        <w:t>Benjamite</w:t>
+      </w:r>
+      <w:r>
+        <w:rPr>
+          <w:lang w:val="fr_FR" w:bidi="fr_FR"/>
+        </w:rPr>
+      </w:r>
+    </w:p>
+    <w:p>
+      <w:pPr/>
+      <w:r>
+        <w:rPr>
+          <w:lang w:val="fr_FR" w:bidi="fr_FR"/>
+        </w:rPr>
+      </w:r>
+      <w:r>
+        <w:rPr>
+          <w:lang w:val="fr_FR" w:bidi="fr_FR"/>
+        </w:rPr>
+        <w:t>Membre de la tribu de Benjamin.</w:t>
+      </w:r>
+    </w:p>
+    <w:p>
+      <w:pPr/>
+      <w:r>
+        <w:rPr>
+          <w:lang w:val="fr_FR" w:bidi="fr_FR"/>
+        </w:rPr>
+      </w:r>
+      <w:r>
+        <w:rPr>
+          <w:i/>
+          <w:lang w:val="fr_FR" w:bidi="fr_FR"/>
+        </w:rPr>
+        <w:t>Voir</w:t>
+      </w:r>
+      <w:r>
+        <w:rPr>
+          <w:lang w:val="fr_FR" w:bidi="fr_FR"/>
+        </w:rPr>
+        <w:t xml:space="preserve"> </w:t>
+      </w:r>
+      <w:r>
+        <w:rPr>
+          <w:lang w:val="fr_FR" w:bidi="fr_FR"/>
+        </w:rPr>
+        <w:t>Benjamin, tribu de</w:t>
+      </w:r>
+      <w:r>
+        <w:rPr>
+          <w:lang w:val="fr_FR" w:bidi="fr_FR"/>
+        </w:rPr>
+        <w:t>.</w:t>
+      </w:r>
+      <w:r>
+        <w:rPr>
+          <w:lang w:val="fr_FR" w:bidi="fr_FR"/>
+        </w:rPr>
+      </w:r>
+      <w:r>
+        <w:rPr>
+          <w:lang w:val="fr_FR" w:bidi="fr_FR"/>
+        </w:rPr>
+      </w:r>
+    </w:p>
+    <w:p>
+      <w:pPr/>
+      <w:r>
+        <w:rPr>
+          <w:lang w:val="fr_FR" w:bidi="fr_FR"/>
+        </w:rPr>
+      </w:r>
+    </w:p>
+    <w:p>
+      <w:pPr>
+        <w:pStyle w:val="Heading2"/>
+      </w:pPr>
+      <w:r>
+        <w:rPr>
+          <w:lang w:val="fr_FR" w:bidi="fr_FR"/>
+        </w:rPr>
         <w:t>Beno</w:t>
       </w:r>
       <w:r>
@@ -29585,6 +31433,112 @@
         <w:rPr>
           <w:lang w:val="fr_FR" w:bidi="fr_FR"/>
         </w:rPr>
+        <w:t>Bethabara</w:t>
+      </w:r>
+      <w:r>
+        <w:rPr>
+          <w:lang w:val="fr_FR" w:bidi="fr_FR"/>
+        </w:rPr>
+      </w:r>
+    </w:p>
+    <w:p>
+      <w:pPr/>
+      <w:r>
+        <w:rPr>
+          <w:lang w:val="fr_FR" w:bidi="fr_FR"/>
+        </w:rPr>
+      </w:r>
+      <w:r>
+        <w:rPr>
+          <w:lang w:val="fr_FR" w:bidi="fr_FR"/>
+        </w:rPr>
+        <w:t>Selon certains manuscrits anciens, Bethabara est le nom du village où les messagers des pharisiens interrogent Jean le Baptiste (</w:t>
+      </w:r>
+      <w:r>
+        <w:rPr>
+          <w:lang w:val="fr_FR" w:bidi="fr_FR"/>
+        </w:rPr>
+        <w:t>Jn 1.28</w:t>
+      </w:r>
+      <w:r>
+        <w:rPr>
+          <w:lang w:val="fr_FR" w:bidi="fr_FR"/>
+        </w:rPr>
+        <w:t>). Cependant, les manuscrits plus fiables appellent ce village « Béthanie ». Jean l’appelle Béthanie « au-delà du Jourdain » pour la distinguer de l'autre Béthanie, qui se trouve près de Jérusalem.</w:t>
+      </w:r>
+    </w:p>
+    <w:p>
+      <w:pPr/>
+      <w:r>
+        <w:rPr>
+          <w:lang w:val="fr_FR" w:bidi="fr_FR"/>
+        </w:rPr>
+      </w:r>
+      <w:r>
+        <w:rPr>
+          <w:i/>
+          <w:lang w:val="fr_FR" w:bidi="fr_FR"/>
+        </w:rPr>
+        <w:t>Voir</w:t>
+      </w:r>
+      <w:r>
+        <w:rPr>
+          <w:lang w:val="fr_FR" w:bidi="fr_FR"/>
+        </w:rPr>
+        <w:t xml:space="preserve"> </w:t>
+      </w:r>
+      <w:r>
+        <w:rPr>
+          <w:lang w:val="fr_FR" w:bidi="fr_FR"/>
+        </w:rPr>
+        <w:t>Béthanie n</w:t>
+      </w:r>
+      <w:r>
+        <w:rPr>
+          <w:vertAlign w:val="superscript"/>
+          <w:lang w:val="fr_FR" w:bidi="fr_FR"/>
+        </w:rPr>
+        <w:t>o</w:t>
+      </w:r>
+      <w:r>
+        <w:rPr>
+          <w:lang w:val="fr_FR" w:bidi="fr_FR"/>
+        </w:rPr>
+        <w:t xml:space="preserve"> 2</w:t>
+      </w:r>
+      <w:r>
+        <w:rPr>
+          <w:lang w:val="fr_FR" w:bidi="fr_FR"/>
+        </w:rPr>
+        <w:t>.</w:t>
+      </w:r>
+      <w:r>
+        <w:rPr>
+          <w:lang w:val="fr_FR" w:bidi="fr_FR"/>
+        </w:rPr>
+      </w:r>
+      <w:r>
+        <w:rPr>
+          <w:lang w:val="fr_FR" w:bidi="fr_FR"/>
+        </w:rPr>
+      </w:r>
+    </w:p>
+    <w:p>
+      <w:pPr/>
+      <w:r>
+        <w:rPr>
+          <w:lang w:val="fr_FR" w:bidi="fr_FR"/>
+        </w:rPr>
+      </w:r>
+    </w:p>
+    <w:p>
+      <w:pPr>
+        <w:pStyle w:val="Heading2"/>
+      </w:pPr>
+      <w:r>
+        <w:rPr>
+          <w:lang w:val="fr_FR" w:bidi="fr_FR"/>
+        </w:rPr>
         <w:t>Béthach</w:t>
       </w:r>
       <w:r>
@@ -30074,6 +32028,80 @@
           <w:lang w:val="fr_FR" w:bidi="fr_FR"/>
         </w:rPr>
         <w:t>). L'actuel Aïn Gharbeh dans le Wadi el-Quelt pourrait être le site de Beth-Araba.</w:t>
+      </w:r>
+      <w:r>
+        <w:rPr>
+          <w:lang w:val="fr_FR" w:bidi="fr_FR"/>
+        </w:rPr>
+      </w:r>
+      <w:r>
+        <w:rPr>
+          <w:lang w:val="fr_FR" w:bidi="fr_FR"/>
+        </w:rPr>
+      </w:r>
+    </w:p>
+    <w:p>
+      <w:pPr/>
+      <w:r>
+        <w:rPr>
+          <w:lang w:val="fr_FR" w:bidi="fr_FR"/>
+        </w:rPr>
+      </w:r>
+    </w:p>
+    <w:p>
+      <w:pPr>
+        <w:pStyle w:val="Heading2"/>
+      </w:pPr>
+      <w:r>
+        <w:rPr>
+          <w:lang w:val="fr_FR" w:bidi="fr_FR"/>
+        </w:rPr>
+        <w:t>Beth-Arbel</w:t>
+      </w:r>
+      <w:r>
+        <w:rPr>
+          <w:lang w:val="fr_FR" w:bidi="fr_FR"/>
+        </w:rPr>
+      </w:r>
+    </w:p>
+    <w:p>
+      <w:pPr/>
+      <w:r>
+        <w:rPr>
+          <w:lang w:val="fr_FR" w:bidi="fr_FR"/>
+        </w:rPr>
+      </w:r>
+      <w:r>
+        <w:rPr>
+          <w:lang w:val="fr_FR" w:bidi="fr_FR"/>
+        </w:rPr>
+        <w:t>Ville dont la destruction violente par les Assyriens est comparée par Osée à la destruction d’Éphraïm qui est alors encore à venir (</w:t>
+      </w:r>
+      <w:r>
+        <w:rPr>
+          <w:lang w:val="fr_FR" w:bidi="fr_FR"/>
+        </w:rPr>
+        <w:t>Os 10.14</w:t>
+      </w:r>
+      <w:r>
+        <w:rPr>
+          <w:lang w:val="fr_FR" w:bidi="fr_FR"/>
+        </w:rPr>
+        <w:t>).</w:t>
+      </w:r>
+    </w:p>
+    <w:p>
+      <w:pPr/>
+      <w:r>
+        <w:rPr>
+          <w:lang w:val="fr_FR" w:bidi="fr_FR"/>
+        </w:rPr>
+      </w:r>
+      <w:r>
+        <w:rPr>
+          <w:lang w:val="fr_FR" w:bidi="fr_FR"/>
+        </w:rPr>
+        <w:t>Beth-Arbel correspond probablement à l’actuelle Irbid, en Galaad, qui est située à une intersection importante au nord de la Transjordanie.</w:t>
       </w:r>
       <w:r>
         <w:rPr>
@@ -30532,6 +32560,66 @@
         <w:rPr>
           <w:lang w:val="fr_FR" w:bidi="fr_FR"/>
         </w:rPr>
+        <w:t>Bethbasi</w:t>
+      </w:r>
+      <w:r>
+        <w:rPr>
+          <w:lang w:val="fr_FR" w:bidi="fr_FR"/>
+        </w:rPr>
+      </w:r>
+    </w:p>
+    <w:p>
+      <w:pPr/>
+      <w:r>
+        <w:rPr>
+          <w:lang w:val="fr_FR" w:bidi="fr_FR"/>
+        </w:rPr>
+      </w:r>
+      <w:r>
+        <w:rPr>
+          <w:lang w:val="fr_FR" w:bidi="fr_FR"/>
+        </w:rPr>
+        <w:t xml:space="preserve">Ville du désert judéen qui sert de refuge à Jonathan et à Simon Maccabée. Ils s’y cachent du général </w:t>
+      </w:r>
+      <w:r>
+        <w:rPr>
+          <w:lang w:val="fr_FR" w:bidi="fr_FR"/>
+        </w:rPr>
+        <w:t>Bakkhidès</w:t>
+      </w:r>
+      <w:r>
+        <w:rPr>
+          <w:lang w:val="fr_FR" w:bidi="fr_FR"/>
+        </w:rPr>
+        <w:t>. Ils la fortifient et infligent une défaite à la force d'assaut syrienne (1 M 9.62–68). Suite à cette défaite, Bakkhidès accepte de faire la paix avec Jonathan (1 M 9.69–73).</w:t>
+      </w:r>
+      <w:r>
+        <w:rPr>
+          <w:lang w:val="fr_FR" w:bidi="fr_FR"/>
+        </w:rPr>
+      </w:r>
+      <w:r>
+        <w:rPr>
+          <w:lang w:val="fr_FR" w:bidi="fr_FR"/>
+        </w:rPr>
+      </w:r>
+    </w:p>
+    <w:p>
+      <w:pPr/>
+      <w:r>
+        <w:rPr>
+          <w:lang w:val="fr_FR" w:bidi="fr_FR"/>
+        </w:rPr>
+      </w:r>
+    </w:p>
+    <w:p>
+      <w:pPr>
+        <w:pStyle w:val="Heading2"/>
+      </w:pPr>
+      <w:r>
+        <w:rPr>
+          <w:lang w:val="fr_FR" w:bidi="fr_FR"/>
+        </w:rPr>
         <w:t>Beth-Bireï</w:t>
       </w:r>
       <w:r>
@@ -32282,6 +34370,66 @@
         <w:rPr>
           <w:lang w:val="fr_FR" w:bidi="fr_FR"/>
         </w:rPr>
+        <w:t>Beth-Haëtsel</w:t>
+      </w:r>
+      <w:r>
+        <w:rPr>
+          <w:lang w:val="fr_FR" w:bidi="fr_FR"/>
+        </w:rPr>
+      </w:r>
+    </w:p>
+    <w:p>
+      <w:pPr/>
+      <w:r>
+        <w:rPr>
+          <w:lang w:val="fr_FR" w:bidi="fr_FR"/>
+        </w:rPr>
+      </w:r>
+      <w:r>
+        <w:rPr>
+          <w:lang w:val="fr_FR" w:bidi="fr_FR"/>
+        </w:rPr>
+        <w:t>Une des nombreuses petites villes probablement situées dans le sud-ouest de Juda, dont le prophète Michée déplore la destruction (</w:t>
+      </w:r>
+      <w:r>
+        <w:rPr>
+          <w:lang w:val="fr_FR" w:bidi="fr_FR"/>
+        </w:rPr>
+        <w:t>Mi 1.11</w:t>
+      </w:r>
+      <w:r>
+        <w:rPr>
+          <w:lang w:val="fr_FR" w:bidi="fr_FR"/>
+        </w:rPr>
+        <w:t>).</w:t>
+      </w:r>
+      <w:r>
+        <w:rPr>
+          <w:lang w:val="fr_FR" w:bidi="fr_FR"/>
+        </w:rPr>
+      </w:r>
+      <w:r>
+        <w:rPr>
+          <w:lang w:val="fr_FR" w:bidi="fr_FR"/>
+        </w:rPr>
+      </w:r>
+    </w:p>
+    <w:p>
+      <w:pPr/>
+      <w:r>
+        <w:rPr>
+          <w:lang w:val="fr_FR" w:bidi="fr_FR"/>
+        </w:rPr>
+      </w:r>
+    </w:p>
+    <w:p>
+      <w:pPr>
+        <w:pStyle w:val="Heading2"/>
+      </w:pPr>
+      <w:r>
+        <w:rPr>
+          <w:lang w:val="fr_FR" w:bidi="fr_FR"/>
+        </w:rPr>
         <w:t>Beth-Haggan</w:t>
       </w:r>
       <w:r>
@@ -32857,6 +35005,66 @@
           <w:lang w:val="fr_FR" w:bidi="fr_FR"/>
         </w:rPr>
         <w:t>.</w:t>
+      </w:r>
+      <w:r>
+        <w:rPr>
+          <w:lang w:val="fr_FR" w:bidi="fr_FR"/>
+        </w:rPr>
+      </w:r>
+      <w:r>
+        <w:rPr>
+          <w:lang w:val="fr_FR" w:bidi="fr_FR"/>
+        </w:rPr>
+      </w:r>
+    </w:p>
+    <w:p>
+      <w:pPr/>
+      <w:r>
+        <w:rPr>
+          <w:lang w:val="fr_FR" w:bidi="fr_FR"/>
+        </w:rPr>
+      </w:r>
+    </w:p>
+    <w:p>
+      <w:pPr>
+        <w:pStyle w:val="Heading2"/>
+      </w:pPr>
+      <w:r>
+        <w:rPr>
+          <w:lang w:val="fr_FR" w:bidi="fr_FR"/>
+        </w:rPr>
+        <w:t>Beth-Leaphra</w:t>
+      </w:r>
+      <w:r>
+        <w:rPr>
+          <w:lang w:val="fr_FR" w:bidi="fr_FR"/>
+        </w:rPr>
+      </w:r>
+    </w:p>
+    <w:p>
+      <w:pPr/>
+      <w:r>
+        <w:rPr>
+          <w:lang w:val="fr_FR" w:bidi="fr_FR"/>
+        </w:rPr>
+      </w:r>
+      <w:r>
+        <w:rPr>
+          <w:lang w:val="fr_FR" w:bidi="fr_FR"/>
+        </w:rPr>
+        <w:t>Ville mentionnée par le prophète Michée. Beth-Leaphra signifie « maison de poussière ». Le prophète utilise la signification du nom de cette ville pour faire un jeu de mots quand il annonce leur invasion future en disant « Je me roule dans la poussière à Beth-Leaphra » (</w:t>
+      </w:r>
+      <w:r>
+        <w:rPr>
+          <w:lang w:val="fr_FR" w:bidi="fr_FR"/>
+        </w:rPr>
+        <w:t>Mi 1.10</w:t>
+      </w:r>
+      <w:r>
+        <w:rPr>
+          <w:lang w:val="fr_FR" w:bidi="fr_FR"/>
+        </w:rPr>
+        <w:t>).</w:t>
       </w:r>
       <w:r>
         <w:rPr>
@@ -33878,6 +36086,68 @@
         <w:rPr>
           <w:lang w:val="fr_FR" w:bidi="fr_FR"/>
         </w:rPr>
+        <w:t>Béthomestaïm</w:t>
+      </w:r>
+      <w:r>
+        <w:rPr>
+          <w:lang w:val="fr_FR" w:bidi="fr_FR"/>
+        </w:rPr>
+      </w:r>
+    </w:p>
+    <w:p>
+      <w:pPr/>
+      <w:r>
+        <w:rPr>
+          <w:lang w:val="fr_FR" w:bidi="fr_FR"/>
+        </w:rPr>
+      </w:r>
+      <w:r>
+        <w:rPr>
+          <w:lang w:val="fr_FR" w:bidi="fr_FR"/>
+        </w:rPr>
+        <w:t>Lieu mentionné dans le livre de Judith. Ce livre le situe près de Dothan, mais son emplacement exact est inconnu aujourd'hui.</w:t>
+      </w:r>
+    </w:p>
+    <w:p>
+      <w:pPr/>
+      <w:r>
+        <w:rPr>
+          <w:lang w:val="fr_FR" w:bidi="fr_FR"/>
+        </w:rPr>
+      </w:r>
+      <w:r>
+        <w:rPr>
+          <w:lang w:val="fr_FR" w:bidi="fr_FR"/>
+        </w:rPr>
+        <w:t>Le souverain sacrificateur demande aux habitants de Béthomestaïm et de Béthulie de barrer la route à l’armée assyrienne qui avance sous la conduite d’Holopherne. Après la mort d’Holopherne, Betomasthaïm est l’une des villes auxquelles Ozias, chef de Béthulie, demande de détruire les restes de l’armée assyrienne (Jd 4.6–7 ; 15.4).</w:t>
+      </w:r>
+      <w:r>
+        <w:rPr>
+          <w:lang w:val="fr_FR" w:bidi="fr_FR"/>
+        </w:rPr>
+      </w:r>
+      <w:r>
+        <w:rPr>
+          <w:lang w:val="fr_FR" w:bidi="fr_FR"/>
+        </w:rPr>
+      </w:r>
+    </w:p>
+    <w:p>
+      <w:pPr/>
+      <w:r>
+        <w:rPr>
+          <w:lang w:val="fr_FR" w:bidi="fr_FR"/>
+        </w:rPr>
+      </w:r>
+    </w:p>
+    <w:p>
+      <w:pPr>
+        <w:pStyle w:val="Heading2"/>
+      </w:pPr>
+      <w:r>
+        <w:rPr>
+          <w:lang w:val="fr_FR" w:bidi="fr_FR"/>
+        </w:rPr>
         <w:t>Bethonim</w:t>
       </w:r>
       <w:r>
@@ -35887,6 +38157,243 @@
         <w:rPr>
           <w:lang w:val="fr_FR" w:bidi="fr_FR"/>
         </w:rPr>
+        <w:t>Béthulie</w:t>
+      </w:r>
+      <w:r>
+        <w:rPr>
+          <w:lang w:val="fr_FR" w:bidi="fr_FR"/>
+        </w:rPr>
+      </w:r>
+    </w:p>
+    <w:p>
+      <w:pPr/>
+      <w:r>
+        <w:rPr>
+          <w:lang w:val="fr_FR" w:bidi="fr_FR"/>
+        </w:rPr>
+      </w:r>
+      <w:r>
+        <w:rPr>
+          <w:lang w:val="fr_FR" w:bidi="fr_FR"/>
+        </w:rPr>
+        <w:t>Ville située près de Dothan, sur une colline dominant la plaine d’Esdrelôn. Béthulie et Esdrelôn sont mentionnées dans le livre de Judith (Jdt 4.6 ; 6.11). Holopherne, général de Nabucadnetsar, tente de forcer Béthulie à se soumettre en prenant contrôle des sources qui l'approvisionnent en eau (Jdt 7.6–7).</w:t>
+      </w:r>
+      <w:r>
+        <w:rPr>
+          <w:lang w:val="fr_FR" w:bidi="fr_FR"/>
+        </w:rPr>
+      </w:r>
+      <w:r>
+        <w:rPr>
+          <w:lang w:val="fr_FR" w:bidi="fr_FR"/>
+        </w:rPr>
+      </w:r>
+    </w:p>
+    <w:p>
+      <w:pPr/>
+      <w:r>
+        <w:rPr>
+          <w:lang w:val="fr_FR" w:bidi="fr_FR"/>
+        </w:rPr>
+      </w:r>
+    </w:p>
+    <w:p>
+      <w:pPr>
+        <w:pStyle w:val="Heading2"/>
+      </w:pPr>
+      <w:r>
+        <w:rPr>
+          <w:lang w:val="fr_FR" w:bidi="fr_FR"/>
+        </w:rPr>
+        <w:t>Bethzakharia</w:t>
+      </w:r>
+      <w:r>
+        <w:rPr>
+          <w:lang w:val="fr_FR" w:bidi="fr_FR"/>
+        </w:rPr>
+      </w:r>
+    </w:p>
+    <w:p>
+      <w:pPr/>
+      <w:r>
+        <w:rPr>
+          <w:lang w:val="fr_FR" w:bidi="fr_FR"/>
+        </w:rPr>
+      </w:r>
+      <w:r>
+        <w:rPr>
+          <w:lang w:val="fr_FR" w:bidi="fr_FR"/>
+        </w:rPr>
+        <w:t>Lieu situé à 16 kilomètres au sud-ouest de Jérusalem, où Judas Maccabée est vaincu par le souverain séleucide Antiochus V Eupator, fils d’Antiochus Épiphane (1 M 6.32–47).</w:t>
+      </w:r>
+      <w:r>
+        <w:rPr>
+          <w:lang w:val="fr_FR" w:bidi="fr_FR"/>
+        </w:rPr>
+      </w:r>
+      <w:r>
+        <w:rPr>
+          <w:lang w:val="fr_FR" w:bidi="fr_FR"/>
+        </w:rPr>
+      </w:r>
+    </w:p>
+    <w:p>
+      <w:pPr/>
+      <w:r>
+        <w:rPr>
+          <w:lang w:val="fr_FR" w:bidi="fr_FR"/>
+        </w:rPr>
+      </w:r>
+    </w:p>
+    <w:p>
+      <w:pPr>
+        <w:pStyle w:val="Heading2"/>
+      </w:pPr>
+      <w:r>
+        <w:rPr>
+          <w:lang w:val="fr_FR" w:bidi="fr_FR"/>
+        </w:rPr>
+        <w:t>Beth-Zatha</w:t>
+      </w:r>
+      <w:r>
+        <w:rPr>
+          <w:lang w:val="fr_FR" w:bidi="fr_FR"/>
+        </w:rPr>
+      </w:r>
+    </w:p>
+    <w:p>
+      <w:pPr/>
+      <w:r>
+        <w:rPr>
+          <w:lang w:val="fr_FR" w:bidi="fr_FR"/>
+        </w:rPr>
+      </w:r>
+      <w:r>
+        <w:rPr>
+          <w:lang w:val="fr_FR" w:bidi="fr_FR"/>
+        </w:rPr>
+        <w:t xml:space="preserve">Un des noms de la piscine où Jésus a guéri un paralytique dans </w:t>
+      </w:r>
+      <w:r>
+        <w:rPr>
+          <w:lang w:val="fr_FR" w:bidi="fr_FR"/>
+        </w:rPr>
+        <w:t>Jean 5.2</w:t>
+      </w:r>
+      <w:r>
+        <w:rPr>
+          <w:lang w:val="fr_FR" w:bidi="fr_FR"/>
+        </w:rPr>
+        <w:t>. Le nom le plus fréquemment adoptée dans les versions modernes est Béthesda (sur la base de nombreux manuscrits anciens). Cependant, certains manuscrits anciens lui donnent le nom de Beth-Zatha et d'autres encore, Bethsaïda. Beth-Zatha signifie probablement « maison des oliviers ».</w:t>
+      </w:r>
+    </w:p>
+    <w:p>
+      <w:pPr/>
+      <w:r>
+        <w:rPr>
+          <w:lang w:val="fr_FR" w:bidi="fr_FR"/>
+        </w:rPr>
+      </w:r>
+      <w:r>
+        <w:rPr>
+          <w:i/>
+          <w:lang w:val="fr_FR" w:bidi="fr_FR"/>
+        </w:rPr>
+        <w:t>Voir</w:t>
+      </w:r>
+      <w:r>
+        <w:rPr>
+          <w:lang w:val="fr_FR" w:bidi="fr_FR"/>
+        </w:rPr>
+        <w:t xml:space="preserve"> </w:t>
+      </w:r>
+      <w:r>
+        <w:rPr>
+          <w:lang w:val="fr_FR" w:bidi="fr_FR"/>
+        </w:rPr>
+        <w:t>Béthesda</w:t>
+      </w:r>
+      <w:r>
+        <w:rPr>
+          <w:lang w:val="fr_FR" w:bidi="fr_FR"/>
+        </w:rPr>
+        <w:t>.</w:t>
+      </w:r>
+      <w:r>
+        <w:rPr>
+          <w:lang w:val="fr_FR" w:bidi="fr_FR"/>
+        </w:rPr>
+      </w:r>
+      <w:r>
+        <w:rPr>
+          <w:lang w:val="fr_FR" w:bidi="fr_FR"/>
+        </w:rPr>
+      </w:r>
+    </w:p>
+    <w:p>
+      <w:pPr/>
+      <w:r>
+        <w:rPr>
+          <w:lang w:val="fr_FR" w:bidi="fr_FR"/>
+        </w:rPr>
+      </w:r>
+    </w:p>
+    <w:p>
+      <w:pPr>
+        <w:pStyle w:val="Heading2"/>
+      </w:pPr>
+      <w:r>
+        <w:rPr>
+          <w:lang w:val="fr_FR" w:bidi="fr_FR"/>
+        </w:rPr>
+        <w:t>Bethzeth</w:t>
+      </w:r>
+      <w:r>
+        <w:rPr>
+          <w:lang w:val="fr_FR" w:bidi="fr_FR"/>
+        </w:rPr>
+      </w:r>
+    </w:p>
+    <w:p>
+      <w:pPr/>
+      <w:r>
+        <w:rPr>
+          <w:lang w:val="fr_FR" w:bidi="fr_FR"/>
+        </w:rPr>
+      </w:r>
+      <w:r>
+        <w:rPr>
+          <w:lang w:val="fr_FR" w:bidi="fr_FR"/>
+        </w:rPr>
+        <w:t>Ville où Bakkhidès, général syrien de l’époque des Maccabées, établit son camp après avoir massacré 60 Juifs hassidiques à Jérusalem (1 M 7.19). À Bethzeth, d’autres Juifs sont tués, puis jetés dans une fosse. Bethzeth est identifiée comme étant un site près de Bethléhem.</w:t>
+      </w:r>
+      <w:r>
+        <w:rPr>
+          <w:lang w:val="fr_FR" w:bidi="fr_FR"/>
+        </w:rPr>
+      </w:r>
+      <w:r>
+        <w:rPr>
+          <w:lang w:val="fr_FR" w:bidi="fr_FR"/>
+        </w:rPr>
+      </w:r>
+    </w:p>
+    <w:p>
+      <w:pPr/>
+      <w:r>
+        <w:rPr>
+          <w:lang w:val="fr_FR" w:bidi="fr_FR"/>
+        </w:rPr>
+      </w:r>
+    </w:p>
+    <w:p>
+      <w:pPr>
+        <w:pStyle w:val="Heading2"/>
+      </w:pPr>
+      <w:r>
+        <w:rPr>
+          <w:lang w:val="fr_FR" w:bidi="fr_FR"/>
+        </w:rPr>
         <w:t>Betsaï</w:t>
       </w:r>
       <w:r>
@@ -49503,6 +52010,87 @@
         <w:rPr>
           <w:lang w:val="fr_FR" w:bidi="fr_FR"/>
         </w:rPr>
+        <w:t>bigamie</w:t>
+      </w:r>
+      <w:r>
+        <w:rPr>
+          <w:lang w:val="fr_FR" w:bidi="fr_FR"/>
+        </w:rPr>
+      </w:r>
+    </w:p>
+    <w:p>
+      <w:pPr/>
+      <w:r>
+        <w:rPr>
+          <w:lang w:val="fr_FR" w:bidi="fr_FR"/>
+        </w:rPr>
+      </w:r>
+      <w:r>
+        <w:rPr>
+          <w:lang w:val="fr_FR" w:bidi="fr_FR"/>
+        </w:rPr>
+        <w:t>La bigamie consiste à épouser une seconde femme alors qu’on est encore légalement marié à la première.</w:t>
+      </w:r>
+    </w:p>
+    <w:p>
+      <w:pPr/>
+      <w:r>
+        <w:rPr>
+          <w:lang w:val="fr_FR" w:bidi="fr_FR"/>
+        </w:rPr>
+      </w:r>
+      <w:r>
+        <w:rPr>
+          <w:i/>
+          <w:lang w:val="fr_FR" w:bidi="fr_FR"/>
+        </w:rPr>
+        <w:t>Voir</w:t>
+      </w:r>
+      <w:r>
+        <w:rPr>
+          <w:lang w:val="fr_FR" w:bidi="fr_FR"/>
+        </w:rPr>
+        <w:t xml:space="preserve"> </w:t>
+      </w:r>
+      <w:r>
+        <w:rPr>
+          <w:lang w:val="fr_FR" w:bidi="fr_FR"/>
+        </w:rPr>
+        <w:t>mariage, coutumes matrimoniales</w:t>
+      </w:r>
+      <w:r>
+        <w:rPr>
+          <w:lang w:val="fr_FR" w:bidi="fr_FR"/>
+        </w:rPr>
+        <w:t>.</w:t>
+      </w:r>
+      <w:r>
+        <w:rPr>
+          <w:lang w:val="fr_FR" w:bidi="fr_FR"/>
+        </w:rPr>
+      </w:r>
+      <w:r>
+        <w:rPr>
+          <w:lang w:val="fr_FR" w:bidi="fr_FR"/>
+        </w:rPr>
+      </w:r>
+    </w:p>
+    <w:p>
+      <w:pPr/>
+      <w:r>
+        <w:rPr>
+          <w:lang w:val="fr_FR" w:bidi="fr_FR"/>
+        </w:rPr>
+      </w:r>
+    </w:p>
+    <w:p>
+      <w:pPr>
+        <w:pStyle w:val="Heading2"/>
+      </w:pPr>
+      <w:r>
+        <w:rPr>
+          <w:lang w:val="fr_FR" w:bidi="fr_FR"/>
+        </w:rPr>
         <w:t>Bigtha</w:t>
       </w:r>
       <w:r>
@@ -53854,12 +56442,93 @@
         <w:rPr>
           <w:lang w:val="fr_FR" w:bidi="fr_FR"/>
         </w:rPr>
+        <w:t>Bokhim</w:t>
+      </w:r>
+      <w:r>
+        <w:rPr>
+          <w:lang w:val="fr_FR" w:bidi="fr_FR"/>
+        </w:rPr>
+      </w:r>
+    </w:p>
+    <w:p>
+      <w:pPr/>
+      <w:r>
+        <w:rPr>
+          <w:lang w:val="fr_FR" w:bidi="fr_FR"/>
+        </w:rPr>
+      </w:r>
+      <w:r>
+        <w:rPr>
+          <w:lang w:val="fr_FR" w:bidi="fr_FR"/>
+        </w:rPr>
+        <w:t>Autre orthographe de Bokim, lieu situé près de Guilgal.</w:t>
+      </w:r>
+    </w:p>
+    <w:p>
+      <w:pPr/>
+      <w:r>
+        <w:rPr>
+          <w:lang w:val="fr_FR" w:bidi="fr_FR"/>
+        </w:rPr>
+      </w:r>
+      <w:r>
+        <w:rPr>
+          <w:i/>
+          <w:lang w:val="fr_FR" w:bidi="fr_FR"/>
+        </w:rPr>
+        <w:t>Voir</w:t>
+      </w:r>
+      <w:r>
+        <w:rPr>
+          <w:lang w:val="fr_FR" w:bidi="fr_FR"/>
+        </w:rPr>
+        <w:t xml:space="preserve"> </w:t>
+      </w:r>
+      <w:r>
+        <w:rPr>
+          <w:lang w:val="fr_FR" w:bidi="fr_FR"/>
+        </w:rPr>
         <w:t>Bokim</w:t>
       </w:r>
       <w:r>
         <w:rPr>
           <w:lang w:val="fr_FR" w:bidi="fr_FR"/>
         </w:rPr>
+        <w:t>.</w:t>
+      </w:r>
+      <w:r>
+        <w:rPr>
+          <w:lang w:val="fr_FR" w:bidi="fr_FR"/>
+        </w:rPr>
+      </w:r>
+      <w:r>
+        <w:rPr>
+          <w:lang w:val="fr_FR" w:bidi="fr_FR"/>
+        </w:rPr>
+      </w:r>
+    </w:p>
+    <w:p>
+      <w:pPr/>
+      <w:r>
+        <w:rPr>
+          <w:lang w:val="fr_FR" w:bidi="fr_FR"/>
+        </w:rPr>
+      </w:r>
+    </w:p>
+    <w:p>
+      <w:pPr>
+        <w:pStyle w:val="Heading2"/>
+      </w:pPr>
+      <w:r>
+        <w:rPr>
+          <w:lang w:val="fr_FR" w:bidi="fr_FR"/>
+        </w:rPr>
+        <w:t>Bokim</w:t>
+      </w:r>
+      <w:r>
+        <w:rPr>
+          <w:lang w:val="fr_FR" w:bidi="fr_FR"/>
+        </w:rPr>
       </w:r>
     </w:p>
     <w:p>
@@ -53942,6 +56611,168 @@
         <w:rPr>
           <w:lang w:val="fr_FR" w:bidi="fr_FR"/>
         </w:rPr>
+        <w:t>Bokrou, Bocrou</w:t>
+      </w:r>
+      <w:r>
+        <w:rPr>
+          <w:lang w:val="fr_FR" w:bidi="fr_FR"/>
+        </w:rPr>
+      </w:r>
+    </w:p>
+    <w:p>
+      <w:pPr/>
+      <w:r>
+        <w:rPr>
+          <w:lang w:val="fr_FR" w:bidi="fr_FR"/>
+        </w:rPr>
+      </w:r>
+      <w:r>
+        <w:rPr>
+          <w:lang w:val="fr_FR" w:bidi="fr_FR"/>
+        </w:rPr>
+        <w:t>Autre orthographe de Bocru, fils d’Atsel.</w:t>
+      </w:r>
+    </w:p>
+    <w:p>
+      <w:pPr/>
+      <w:r>
+        <w:rPr>
+          <w:lang w:val="fr_FR" w:bidi="fr_FR"/>
+        </w:rPr>
+      </w:r>
+      <w:r>
+        <w:rPr>
+          <w:i/>
+          <w:lang w:val="fr_FR" w:bidi="fr_FR"/>
+        </w:rPr>
+        <w:t>Voir</w:t>
+      </w:r>
+      <w:r>
+        <w:rPr>
+          <w:lang w:val="fr_FR" w:bidi="fr_FR"/>
+        </w:rPr>
+        <w:t xml:space="preserve"> </w:t>
+      </w:r>
+      <w:r>
+        <w:rPr>
+          <w:lang w:val="fr_FR" w:bidi="fr_FR"/>
+        </w:rPr>
+        <w:t>Bocru</w:t>
+      </w:r>
+      <w:r>
+        <w:rPr>
+          <w:lang w:val="fr_FR" w:bidi="fr_FR"/>
+        </w:rPr>
+        <w:t>.</w:t>
+      </w:r>
+      <w:r>
+        <w:rPr>
+          <w:lang w:val="fr_FR" w:bidi="fr_FR"/>
+        </w:rPr>
+      </w:r>
+      <w:r>
+        <w:rPr>
+          <w:lang w:val="fr_FR" w:bidi="fr_FR"/>
+        </w:rPr>
+      </w:r>
+    </w:p>
+    <w:p>
+      <w:pPr/>
+      <w:r>
+        <w:rPr>
+          <w:lang w:val="fr_FR" w:bidi="fr_FR"/>
+        </w:rPr>
+      </w:r>
+    </w:p>
+    <w:p>
+      <w:pPr>
+        <w:pStyle w:val="Heading2"/>
+      </w:pPr>
+      <w:r>
+        <w:rPr>
+          <w:lang w:val="fr_FR" w:bidi="fr_FR"/>
+        </w:rPr>
+        <w:t>bol</w:t>
+      </w:r>
+      <w:r>
+        <w:rPr>
+          <w:lang w:val="fr_FR" w:bidi="fr_FR"/>
+        </w:rPr>
+      </w:r>
+    </w:p>
+    <w:p>
+      <w:pPr/>
+      <w:r>
+        <w:rPr>
+          <w:lang w:val="fr_FR" w:bidi="fr_FR"/>
+        </w:rPr>
+      </w:r>
+      <w:r>
+        <w:rPr>
+          <w:lang w:val="fr_FR" w:bidi="fr_FR"/>
+        </w:rPr>
+        <w:t>Récipient rond et profond utilisé pour contenir des aliments ou des liquides.</w:t>
+      </w:r>
+    </w:p>
+    <w:p>
+      <w:pPr/>
+      <w:r>
+        <w:rPr>
+          <w:lang w:val="fr_FR" w:bidi="fr_FR"/>
+        </w:rPr>
+      </w:r>
+      <w:r>
+        <w:rPr>
+          <w:i/>
+          <w:lang w:val="fr_FR" w:bidi="fr_FR"/>
+        </w:rPr>
+        <w:t>Voir</w:t>
+      </w:r>
+      <w:r>
+        <w:rPr>
+          <w:lang w:val="fr_FR" w:bidi="fr_FR"/>
+        </w:rPr>
+        <w:t xml:space="preserve"> </w:t>
+      </w:r>
+      <w:r>
+        <w:rPr>
+          <w:lang w:val="fr_FR" w:bidi="fr_FR"/>
+        </w:rPr>
+        <w:t>poterie</w:t>
+      </w:r>
+      <w:r>
+        <w:rPr>
+          <w:lang w:val="fr_FR" w:bidi="fr_FR"/>
+        </w:rPr>
+        <w:t>.</w:t>
+      </w:r>
+      <w:r>
+        <w:rPr>
+          <w:lang w:val="fr_FR" w:bidi="fr_FR"/>
+        </w:rPr>
+      </w:r>
+      <w:r>
+        <w:rPr>
+          <w:lang w:val="fr_FR" w:bidi="fr_FR"/>
+        </w:rPr>
+      </w:r>
+    </w:p>
+    <w:p>
+      <w:pPr/>
+      <w:r>
+        <w:rPr>
+          <w:lang w:val="fr_FR" w:bidi="fr_FR"/>
+        </w:rPr>
+      </w:r>
+    </w:p>
+    <w:p>
+      <w:pPr>
+        <w:pStyle w:val="Heading2"/>
+      </w:pPr>
+      <w:r>
+        <w:rPr>
+          <w:lang w:val="fr_FR" w:bidi="fr_FR"/>
+        </w:rPr>
         <w:t>Booz, Boes</w:t>
       </w:r>
       <w:r>
@@ -54213,6 +57044,193 @@
         <w:rPr>
           <w:lang w:val="fr_FR" w:bidi="fr_FR"/>
         </w:rPr>
+        <w:t>Bosor</w:t>
+      </w:r>
+      <w:r>
+        <w:rPr>
+          <w:lang w:val="fr_FR" w:bidi="fr_FR"/>
+        </w:rPr>
+      </w:r>
+    </w:p>
+    <w:p>
+      <w:pPr/>
+      <w:r>
+        <w:rPr>
+          <w:lang w:val="fr_FR" w:bidi="fr_FR"/>
+        </w:rPr>
+      </w:r>
+      <w:r>
+        <w:rPr>
+          <w:lang w:val="fr_FR" w:bidi="fr_FR"/>
+        </w:rPr>
+        <w:t>Autre orthographe du nom « Beor ». Beor est le père de Balaam (</w:t>
+      </w:r>
+      <w:r>
+        <w:rPr>
+          <w:lang w:val="fr_FR" w:bidi="fr_FR"/>
+        </w:rPr>
+        <w:t>2 Pierre 2.15</w:t>
+      </w:r>
+      <w:r>
+        <w:rPr>
+          <w:lang w:val="fr_FR" w:bidi="fr_FR"/>
+        </w:rPr>
+        <w:t>).</w:t>
+      </w:r>
+    </w:p>
+    <w:p>
+      <w:pPr/>
+      <w:r>
+        <w:rPr>
+          <w:lang w:val="fr_FR" w:bidi="fr_FR"/>
+        </w:rPr>
+      </w:r>
+      <w:r>
+        <w:rPr>
+          <w:i/>
+          <w:lang w:val="fr_FR" w:bidi="fr_FR"/>
+        </w:rPr>
+        <w:t>Voir</w:t>
+      </w:r>
+      <w:r>
+        <w:rPr>
+          <w:lang w:val="fr_FR" w:bidi="fr_FR"/>
+        </w:rPr>
+        <w:t xml:space="preserve"> </w:t>
+      </w:r>
+      <w:r>
+        <w:rPr>
+          <w:lang w:val="fr_FR" w:bidi="fr_FR"/>
+        </w:rPr>
+        <w:t>Beor n° 2</w:t>
+      </w:r>
+      <w:r>
+        <w:rPr>
+          <w:lang w:val="fr_FR" w:bidi="fr_FR"/>
+        </w:rPr>
+        <w:t>.</w:t>
+      </w:r>
+      <w:r>
+        <w:rPr>
+          <w:lang w:val="fr_FR" w:bidi="fr_FR"/>
+        </w:rPr>
+      </w:r>
+      <w:r>
+        <w:rPr>
+          <w:lang w:val="fr_FR" w:bidi="fr_FR"/>
+        </w:rPr>
+      </w:r>
+    </w:p>
+    <w:p>
+      <w:pPr/>
+      <w:r>
+        <w:rPr>
+          <w:lang w:val="fr_FR" w:bidi="fr_FR"/>
+        </w:rPr>
+      </w:r>
+    </w:p>
+    <w:p>
+      <w:pPr>
+        <w:pStyle w:val="Heading2"/>
+      </w:pPr>
+      <w:r>
+        <w:rPr>
+          <w:lang w:val="fr_FR" w:bidi="fr_FR"/>
+        </w:rPr>
+        <w:t>Bosora</w:t>
+      </w:r>
+      <w:r>
+        <w:rPr>
+          <w:lang w:val="fr_FR" w:bidi="fr_FR"/>
+        </w:rPr>
+      </w:r>
+    </w:p>
+    <w:p>
+      <w:pPr/>
+      <w:r>
+        <w:rPr>
+          <w:lang w:val="fr_FR" w:bidi="fr_FR"/>
+        </w:rPr>
+      </w:r>
+      <w:r>
+        <w:rPr>
+          <w:lang w:val="fr_FR" w:bidi="fr_FR"/>
+        </w:rPr>
+        <w:t>Ville de la région de Galaad dont Judas Maccabée s’empare pour secourir les Juifs qui y vivent (1 M 5.26, 36). Aujourd’hui, cet endroit s’appelle Busr El-Hariri.</w:t>
+      </w:r>
+    </w:p>
+    <w:p>
+      <w:pPr/>
+      <w:r>
+        <w:rPr>
+          <w:lang w:val="fr_FR" w:bidi="fr_FR"/>
+        </w:rPr>
+      </w:r>
+      <w:r>
+        <w:rPr>
+          <w:i/>
+          <w:lang w:val="fr_FR" w:bidi="fr_FR"/>
+        </w:rPr>
+        <w:t>Voir</w:t>
+      </w:r>
+      <w:r>
+        <w:rPr>
+          <w:lang w:val="fr_FR" w:bidi="fr_FR"/>
+        </w:rPr>
+        <w:t xml:space="preserve"> </w:t>
+      </w:r>
+      <w:r>
+        <w:rPr>
+          <w:lang w:val="fr_FR" w:bidi="fr_FR"/>
+        </w:rPr>
+        <w:t>Botsra n</w:t>
+      </w:r>
+      <w:r>
+        <w:rPr>
+          <w:vertAlign w:val="superscript"/>
+          <w:lang w:val="fr_FR" w:bidi="fr_FR"/>
+        </w:rPr>
+        <w:t>o</w:t>
+      </w:r>
+      <w:r>
+        <w:rPr>
+          <w:lang w:val="fr_FR" w:bidi="fr_FR"/>
+        </w:rPr>
+        <w:t xml:space="preserve"> 3</w:t>
+      </w:r>
+      <w:r>
+        <w:rPr>
+          <w:lang w:val="fr_FR" w:bidi="fr_FR"/>
+        </w:rPr>
+        <w:t>.</w:t>
+      </w:r>
+      <w:r>
+        <w:rPr>
+          <w:lang w:val="fr_FR" w:bidi="fr_FR"/>
+        </w:rPr>
+      </w:r>
+      <w:r>
+        <w:rPr>
+          <w:lang w:val="fr_FR" w:bidi="fr_FR"/>
+        </w:rPr>
+      </w:r>
+    </w:p>
+    <w:p>
+      <w:pPr/>
+      <w:r>
+        <w:rPr>
+          <w:lang w:val="fr_FR" w:bidi="fr_FR"/>
+        </w:rPr>
+      </w:r>
+    </w:p>
+    <w:p>
+      <w:pPr>
+        <w:pStyle w:val="Heading2"/>
+      </w:pPr>
+      <w:r>
+        <w:rPr>
+          <w:lang w:val="fr_FR" w:bidi="fr_FR"/>
+        </w:rPr>
         <w:t>Botsets</w:t>
       </w:r>
       <w:r>
@@ -54622,6 +57640,87 @@
           <w:lang w:val="fr_FR" w:bidi="fr_FR"/>
         </w:rPr>
         <w:t>Expiations, Jour des</w:t>
+      </w:r>
+      <w:r>
+        <w:rPr>
+          <w:lang w:val="fr_FR" w:bidi="fr_FR"/>
+        </w:rPr>
+        <w:t>.</w:t>
+      </w:r>
+      <w:r>
+        <w:rPr>
+          <w:lang w:val="fr_FR" w:bidi="fr_FR"/>
+        </w:rPr>
+      </w:r>
+      <w:r>
+        <w:rPr>
+          <w:lang w:val="fr_FR" w:bidi="fr_FR"/>
+        </w:rPr>
+      </w:r>
+    </w:p>
+    <w:p>
+      <w:pPr/>
+      <w:r>
+        <w:rPr>
+          <w:lang w:val="fr_FR" w:bidi="fr_FR"/>
+        </w:rPr>
+      </w:r>
+    </w:p>
+    <w:p>
+      <w:pPr>
+        <w:pStyle w:val="Heading2"/>
+      </w:pPr>
+      <w:r>
+        <w:rPr>
+          <w:lang w:val="fr_FR" w:bidi="fr_FR"/>
+        </w:rPr>
+        <w:t>bouclier</w:t>
+      </w:r>
+      <w:r>
+        <w:rPr>
+          <w:lang w:val="fr_FR" w:bidi="fr_FR"/>
+        </w:rPr>
+      </w:r>
+    </w:p>
+    <w:p>
+      <w:pPr/>
+      <w:r>
+        <w:rPr>
+          <w:lang w:val="fr_FR" w:bidi="fr_FR"/>
+        </w:rPr>
+      </w:r>
+      <w:r>
+        <w:rPr>
+          <w:lang w:val="fr_FR" w:bidi="fr_FR"/>
+        </w:rPr>
+        <w:t>Le bouclier est une arme défensive tenue à la main ou fixée au bras pendant le combat. Il était généralement rond.</w:t>
+      </w:r>
+    </w:p>
+    <w:p>
+      <w:pPr/>
+      <w:r>
+        <w:rPr>
+          <w:lang w:val="fr_FR" w:bidi="fr_FR"/>
+        </w:rPr>
+      </w:r>
+      <w:r>
+        <w:rPr>
+          <w:i/>
+          <w:lang w:val="fr_FR" w:bidi="fr_FR"/>
+        </w:rPr>
+        <w:t>Voir</w:t>
+      </w:r>
+      <w:r>
+        <w:rPr>
+          <w:lang w:val="fr_FR" w:bidi="fr_FR"/>
+        </w:rPr>
+        <w:t xml:space="preserve"> </w:t>
+      </w:r>
+      <w:r>
+        <w:rPr>
+          <w:lang w:val="fr_FR" w:bidi="fr_FR"/>
+        </w:rPr>
+        <w:t>armures et armes</w:t>
       </w:r>
       <w:r>
         <w:rPr>
@@ -55409,6 +58508,68 @@
         <w:rPr>
           <w:lang w:val="fr_FR" w:bidi="fr_FR"/>
         </w:rPr>
+        <w:t>bracelet</w:t>
+      </w:r>
+      <w:r>
+        <w:rPr>
+          <w:lang w:val="fr_FR" w:bidi="fr_FR"/>
+        </w:rPr>
+      </w:r>
+    </w:p>
+    <w:p>
+      <w:pPr/>
+      <w:r>
+        <w:rPr>
+          <w:lang w:val="fr_FR" w:bidi="fr_FR"/>
+        </w:rPr>
+      </w:r>
+      <w:r>
+        <w:rPr>
+          <w:lang w:val="fr_FR" w:bidi="fr_FR"/>
+        </w:rPr>
+        <w:t>Un bracelet est un bijou que l’on porte au poignet ou au bras.</w:t>
+      </w:r>
+    </w:p>
+    <w:p>
+      <w:pPr/>
+      <w:r>
+        <w:rPr>
+          <w:lang w:val="fr_FR" w:bidi="fr_FR"/>
+        </w:rPr>
+      </w:r>
+      <w:r>
+        <w:rPr>
+          <w:lang w:val="fr_FR" w:bidi="fr_FR"/>
+        </w:rPr>
+        <w:t>À l’époque biblique, les gens portaient des bracelets comme ornements. Certains étaient faits d’or, d’argent ou d’autres matériaux.</w:t>
+      </w:r>
+      <w:r>
+        <w:rPr>
+          <w:lang w:val="fr_FR" w:bidi="fr_FR"/>
+        </w:rPr>
+      </w:r>
+      <w:r>
+        <w:rPr>
+          <w:lang w:val="fr_FR" w:bidi="fr_FR"/>
+        </w:rPr>
+      </w:r>
+    </w:p>
+    <w:p>
+      <w:pPr/>
+      <w:r>
+        <w:rPr>
+          <w:lang w:val="fr_FR" w:bidi="fr_FR"/>
+        </w:rPr>
+      </w:r>
+    </w:p>
+    <w:p>
+      <w:pPr>
+        <w:pStyle w:val="Heading2"/>
+      </w:pPr>
+      <w:r>
+        <w:rPr>
+          <w:lang w:val="fr_FR" w:bidi="fr_FR"/>
+        </w:rPr>
         <w:t>Branche</w:t>
       </w:r>
       <w:r>
@@ -56546,6 +59707,180 @@
           <w:lang w:val="fr_FR" w:bidi="fr_FR"/>
         </w:rPr>
         <w:t>Tissu et fabrication de tissus</w:t>
+      </w:r>
+      <w:r>
+        <w:rPr>
+          <w:lang w:val="fr_FR" w:bidi="fr_FR"/>
+        </w:rPr>
+        <w:t>.</w:t>
+      </w:r>
+      <w:r>
+        <w:rPr>
+          <w:lang w:val="fr_FR" w:bidi="fr_FR"/>
+        </w:rPr>
+      </w:r>
+      <w:r>
+        <w:rPr>
+          <w:lang w:val="fr_FR" w:bidi="fr_FR"/>
+        </w:rPr>
+      </w:r>
+    </w:p>
+    <w:p>
+      <w:pPr/>
+      <w:r>
+        <w:rPr>
+          <w:lang w:val="fr_FR" w:bidi="fr_FR"/>
+        </w:rPr>
+      </w:r>
+    </w:p>
+    <w:p>
+      <w:pPr>
+        <w:pStyle w:val="Heading2"/>
+      </w:pPr>
+      <w:r>
+        <w:rPr>
+          <w:lang w:val="fr_FR" w:bidi="fr_FR"/>
+        </w:rPr>
+        <w:t>bronze</w:t>
+      </w:r>
+      <w:r>
+        <w:rPr>
+          <w:lang w:val="fr_FR" w:bidi="fr_FR"/>
+        </w:rPr>
+      </w:r>
+    </w:p>
+    <w:p>
+      <w:pPr/>
+      <w:r>
+        <w:rPr>
+          <w:lang w:val="fr_FR" w:bidi="fr_FR"/>
+        </w:rPr>
+      </w:r>
+      <w:r>
+        <w:rPr>
+          <w:lang w:val="fr_FR" w:bidi="fr_FR"/>
+        </w:rPr>
+        <w:t>Le bronze est un métal solide obtenu en mélangeant du cuivre et de l’étain. Dans l’Antiquité, on l’utilisait pour fabriquer des bijoux, des outils, des armes et des pièces de monnaie.</w:t>
+      </w:r>
+    </w:p>
+    <w:p>
+      <w:pPr/>
+      <w:r>
+        <w:rPr>
+          <w:lang w:val="fr_FR" w:bidi="fr_FR"/>
+        </w:rPr>
+      </w:r>
+      <w:r>
+        <w:rPr>
+          <w:i/>
+          <w:lang w:val="fr_FR" w:bidi="fr_FR"/>
+        </w:rPr>
+        <w:t>Voir</w:t>
+      </w:r>
+      <w:r>
+        <w:rPr>
+          <w:lang w:val="fr_FR" w:bidi="fr_FR"/>
+        </w:rPr>
+        <w:t xml:space="preserve"> </w:t>
+      </w:r>
+      <w:r>
+        <w:rPr>
+          <w:lang w:val="fr_FR" w:bidi="fr_FR"/>
+        </w:rPr>
+        <w:t>minéraux et métaux</w:t>
+      </w:r>
+      <w:r>
+        <w:rPr>
+          <w:lang w:val="fr_FR" w:bidi="fr_FR"/>
+        </w:rPr>
+        <w:t>.</w:t>
+      </w:r>
+      <w:r>
+        <w:rPr>
+          <w:lang w:val="fr_FR" w:bidi="fr_FR"/>
+        </w:rPr>
+      </w:r>
+      <w:r>
+        <w:rPr>
+          <w:lang w:val="fr_FR" w:bidi="fr_FR"/>
+        </w:rPr>
+      </w:r>
+    </w:p>
+    <w:p>
+      <w:pPr/>
+      <w:r>
+        <w:rPr>
+          <w:lang w:val="fr_FR" w:bidi="fr_FR"/>
+        </w:rPr>
+      </w:r>
+    </w:p>
+    <w:p>
+      <w:pPr>
+        <w:pStyle w:val="Heading2"/>
+      </w:pPr>
+      <w:r>
+        <w:rPr>
+          <w:lang w:val="fr_FR" w:bidi="fr_FR"/>
+        </w:rPr>
+        <w:t>broussailles</w:t>
+      </w:r>
+      <w:r>
+        <w:rPr>
+          <w:lang w:val="fr_FR" w:bidi="fr_FR"/>
+        </w:rPr>
+      </w:r>
+    </w:p>
+    <w:p>
+      <w:pPr/>
+      <w:r>
+        <w:rPr>
+          <w:lang w:val="fr_FR" w:bidi="fr_FR"/>
+        </w:rPr>
+      </w:r>
+      <w:r>
+        <w:rPr>
+          <w:lang w:val="fr_FR" w:bidi="fr_FR"/>
+        </w:rPr>
+        <w:t>Buisson épineux ou piquant. Cette plante est souvent mentionnée dans la Bible. Selon les versions, elle peut être désignée comme ronces, épines, buisson épineux, etc.</w:t>
+      </w:r>
+    </w:p>
+    <w:p>
+      <w:pPr/>
+      <w:r>
+        <w:rPr>
+          <w:lang w:val="fr_FR" w:bidi="fr_FR"/>
+        </w:rPr>
+      </w:r>
+      <w:r>
+        <w:rPr>
+          <w:i/>
+          <w:lang w:val="fr_FR" w:bidi="fr_FR"/>
+        </w:rPr>
+        <w:t>Voir</w:t>
+      </w:r>
+      <w:r>
+        <w:rPr>
+          <w:lang w:val="fr_FR" w:bidi="fr_FR"/>
+        </w:rPr>
+        <w:t xml:space="preserve"> </w:t>
+      </w:r>
+      <w:r>
+        <w:rPr>
+          <w:lang w:val="fr_FR" w:bidi="fr_FR"/>
+        </w:rPr>
+        <w:t>ronce</w:t>
+      </w:r>
+      <w:r>
+        <w:rPr>
+          <w:lang w:val="fr_FR" w:bidi="fr_FR"/>
+        </w:rPr>
+        <w:t xml:space="preserve"> ; </w:t>
+      </w:r>
+      <w:r>
+        <w:rPr>
+          <w:lang w:val="fr_FR" w:bidi="fr_FR"/>
+        </w:rPr>
+        <w:t>chardon, épine</w:t>
       </w:r>
       <w:r>
         <w:rPr>
@@ -58475,6 +61810,99 @@
           <w:lang w:val="fr_FR" w:bidi="fr_FR"/>
         </w:rPr>
         <w:t>).</w:t>
+      </w:r>
+      <w:r>
+        <w:rPr>
+          <w:lang w:val="fr_FR" w:bidi="fr_FR"/>
+        </w:rPr>
+      </w:r>
+      <w:r>
+        <w:rPr>
+          <w:lang w:val="fr_FR" w:bidi="fr_FR"/>
+        </w:rPr>
+      </w:r>
+    </w:p>
+    <w:p>
+      <w:pPr/>
+      <w:r>
+        <w:rPr>
+          <w:lang w:val="fr_FR" w:bidi="fr_FR"/>
+        </w:rPr>
+      </w:r>
+    </w:p>
+    <w:p>
+      <w:pPr>
+        <w:pStyle w:val="Heading2"/>
+      </w:pPr>
+      <w:r>
+        <w:rPr>
+          <w:lang w:val="fr_FR" w:bidi="fr_FR"/>
+        </w:rPr>
+        <w:t>Buzite</w:t>
+      </w:r>
+      <w:r>
+        <w:rPr>
+          <w:lang w:val="fr_FR" w:bidi="fr_FR"/>
+        </w:rPr>
+      </w:r>
+    </w:p>
+    <w:p>
+      <w:pPr/>
+      <w:r>
+        <w:rPr>
+          <w:lang w:val="fr_FR" w:bidi="fr_FR"/>
+        </w:rPr>
+      </w:r>
+      <w:r>
+        <w:rPr>
+          <w:lang w:val="fr_FR" w:bidi="fr_FR"/>
+        </w:rPr>
+        <w:t>Un Buzite était un habitant de Buz. Élihu, l’un des amis de Job, est présenté comme le fils de Barakeel, le Buzite (</w:t>
+      </w:r>
+      <w:r>
+        <w:rPr>
+          <w:lang w:val="fr_FR" w:bidi="fr_FR"/>
+        </w:rPr>
+        <w:t>Jb 32.2, 6</w:t>
+      </w:r>
+      <w:r>
+        <w:rPr>
+          <w:lang w:val="fr_FR" w:bidi="fr_FR"/>
+        </w:rPr>
+        <w:t>).</w:t>
+      </w:r>
+    </w:p>
+    <w:p>
+      <w:pPr/>
+      <w:r>
+        <w:rPr>
+          <w:lang w:val="fr_FR" w:bidi="fr_FR"/>
+        </w:rPr>
+      </w:r>
+      <w:r>
+        <w:rPr>
+          <w:i/>
+          <w:lang w:val="fr_FR" w:bidi="fr_FR"/>
+        </w:rPr>
+        <w:t>Voir</w:t>
+      </w:r>
+      <w:r>
+        <w:rPr>
+          <w:lang w:val="fr_FR" w:bidi="fr_FR"/>
+        </w:rPr>
+        <w:t xml:space="preserve"> </w:t>
+      </w:r>
+      <w:r>
+        <w:rPr>
+          <w:lang w:val="fr_FR" w:bidi="fr_FR"/>
+        </w:rPr>
+        <w:t>Buz (lieu)</w:t>
+      </w:r>
+      <w:r>
+        <w:rPr>
+          <w:lang w:val="fr_FR" w:bidi="fr_FR"/>
+        </w:rPr>
+        <w:t>.</w:t>
       </w:r>
       <w:r>
         <w:rPr>
